--- a/docs/manual/dist/CGA NLU 활용 가이드.docx
+++ b/docs/manual/dist/CGA NLU 활용 가이드.docx
@@ -1759,7 +1759,7 @@
           <w:rFonts w:ascii="Malgun Gothic" w:hAnsi="Malgun Gothic" w:eastAsia="Malgun Gothic"/>
           <w:sz w:val="21"/>
         </w:rPr>
-        <w:t>`Semantic - Vector Worker`: Aidot Vector Worker 기본 모델과 Local Vector DB를 사용하는 유형</w:t>
+        <w:t>`Semantic - Vector Worker`: CGA Vector Worker 기본 모델과 Local Vector DB를 사용하는 유형</w:t>
       </w:r>
     </w:p>
     <w:p>

--- a/docs/manual/dist/CGA NLU 활용 가이드.docx
+++ b/docs/manual/dist/CGA NLU 활용 가이드.docx
@@ -26,18 +26,6 @@
           <w:color w:val="5F6368"/>
           <w:sz w:val="21"/>
         </w:rPr>
-        <w:t>상태: 콘텐츠 작성 완료·실행 검증 대기</w:t>
-      </w:r>
-    </w:p>
-    <w:p>
-      <w:r>
-        <w:rPr>
-          <w:rFonts w:ascii="Malgun Gothic" w:hAnsi="Malgun Gothic" w:eastAsia="Malgun Gothic"/>
-          <w:b/>
-          <w:i w:val="0"/>
-          <w:color w:val="5F6368"/>
-          <w:sz w:val="21"/>
-        </w:rPr>
         <w:t>대상: 봇·대화 설계 운영자, AI/NLU 전문 담당자</w:t>
       </w:r>
     </w:p>
@@ -50,21 +38,6 @@
           <w:sz w:val="21"/>
         </w:rPr>
         <w:t>이 문서는 CGA의 `ML`, `Semantic`, `LLM` 엔진을 선택하고, 각 엔진에 맞는 데이터·설정·테스트·품질 개선 방법을 정리합니다.</w:t>
-      </w:r>
-    </w:p>
-    <w:p>
-      <w:pPr>
-        <w:spacing w:before="80" w:after="160"/>
-        <w:ind w:left="288" w:right="288"/>
-      </w:pPr>
-      <w:r>
-        <w:rPr>
-          <w:rFonts w:ascii="Malgun Gothic" w:hAnsi="Malgun Gothic" w:eastAsia="Malgun Gothic"/>
-          <w:i/>
-          <w:color w:val="5F6368"/>
-          <w:sz w:val="19"/>
-        </w:rPr>
-        <w:t>봇 생성 화면의 엔진·모델·답변 방식 선택지는 브라우저에서 확인했습니다. 실제 학습·인덱싱·모델 호출 결과가 확인되지 않은 항목은 운영 확정 사항으로 보지 말고 [기능 검증표](../cga-manual-verification-matrix.md)를 함께 확인하십시오.</w:t>
       </w:r>
     </w:p>
     <w:p>
@@ -1272,17 +1245,6 @@
       </w:r>
     </w:p>
     <w:p>
-      <w:r>
-        <w:rPr>
-          <w:rFonts w:ascii="Malgun Gothic" w:hAnsi="Malgun Gothic" w:eastAsia="Malgun Gothic"/>
-          <w:b w:val="0"/>
-          <w:i w:val="0"/>
-          <w:sz w:val="21"/>
-        </w:rPr>
-        <w:t>QA 업로드·검색·인덱싱의 세부 동작은 CGA 화면과 운영 설정에 따라 달라질 수 있으므로, 실제 지원 범위는 [기능 검증표](../cga-manual-verification-matrix.md)를 기준으로 확정합니다.</w:t>
-      </w:r>
-    </w:p>
-    <w:p>
       <w:pPr>
         <w:pStyle w:val="Heading2"/>
       </w:pPr>
@@ -1905,21 +1867,6 @@
       </w:r>
     </w:p>
     <w:p>
-      <w:pPr>
-        <w:spacing w:before="80" w:after="160"/>
-        <w:ind w:left="288" w:right="288"/>
-      </w:pPr>
-      <w:r>
-        <w:rPr>
-          <w:rFonts w:ascii="Malgun Gothic" w:hAnsi="Malgun Gothic" w:eastAsia="Malgun Gothic"/>
-          <w:i/>
-          <w:color w:val="5F6368"/>
-          <w:sz w:val="19"/>
-        </w:rPr>
-        <w:t>실제 인덱싱 완료 상태와 검색 결과 화면은 브라우저·실행 검증 후 이 절차를 확정해야 합니다.</w:t>
-      </w:r>
-    </w:p>
-    <w:p>
       <w:r>
         <w:rPr>
           <w:rFonts w:ascii="Malgun Gothic" w:hAnsi="Malgun Gothic" w:eastAsia="Malgun Gothic"/>
@@ -2173,17 +2120,6 @@
           <w:sz w:val="21"/>
         </w:rPr>
         <w:t>지연·비용·실패 응답을 기록합니다.</w:t>
-      </w:r>
-    </w:p>
-    <w:p>
-      <w:r>
-        <w:rPr>
-          <w:rFonts w:ascii="Malgun Gothic" w:hAnsi="Malgun Gothic" w:eastAsia="Malgun Gothic"/>
-          <w:b w:val="0"/>
-          <w:i w:val="0"/>
-          <w:sz w:val="21"/>
-        </w:rPr>
-        <w:t>실제 Provider 호출과 응답 결과는 운영 유사 환경에서 별도로 검증해야 합니다. ML 검증용 봇에서는 학습 요청이 Queue에 등록되었지만 완료되지 않았고, 시뮬레이터에서 학습문장 없음으로 의도 미분류가 반환되었습니다.</w:t>
       </w:r>
     </w:p>
     <w:p>
@@ -3462,19 +3398,6 @@
         <w:t>[엔진 비교표](engine-comparison.md)</w:t>
       </w:r>
     </w:p>
-    <w:p>
-      <w:pPr>
-        <w:pStyle w:val="ListBullet"/>
-        <w:spacing w:after="80"/>
-      </w:pPr>
-      <w:r>
-        <w:rPr>
-          <w:rFonts w:ascii="Malgun Gothic" w:hAnsi="Malgun Gothic" w:eastAsia="Malgun Gothic"/>
-          <w:sz w:val="21"/>
-        </w:rPr>
-        <w:t>[기능 검증표](../cga-manual-verification-matrix.md)</w:t>
-      </w:r>
-    </w:p>
     <w:sectPr>
       <w:headerReference w:type="default" r:id="rId9"/>
       <w:footerReference w:type="default" r:id="rId10"/>

--- a/docs/manual/dist/CGA NLU 활용 가이드.docx
+++ b/docs/manual/dist/CGA NLU 활용 가이드.docx
@@ -37,7 +37,61 @@
           <w:i w:val="0"/>
           <w:sz w:val="21"/>
         </w:rPr>
-        <w:t>이 문서는 CGA의 `ML`, `Semantic`, `LLM` 엔진을 선택하고, 각 엔진에 맞는 데이터·설정·테스트·품질 개선 방법을 정리합니다.</w:t>
+        <w:t xml:space="preserve">이 문서는 CGA의 </w:t>
+      </w:r>
+      <w:r>
+        <w:rPr>
+          <w:rFonts w:ascii="Malgun Gothic" w:hAnsi="Malgun Gothic" w:eastAsia="Malgun Gothic"/>
+          <w:b/>
+          <w:i w:val="0"/>
+          <w:sz w:val="21"/>
+        </w:rPr>
+        <w:t>ML</w:t>
+      </w:r>
+      <w:r>
+        <w:rPr>
+          <w:rFonts w:ascii="Malgun Gothic" w:hAnsi="Malgun Gothic" w:eastAsia="Malgun Gothic"/>
+          <w:b w:val="0"/>
+          <w:i w:val="0"/>
+          <w:sz w:val="21"/>
+        </w:rPr>
+        <w:t xml:space="preserve">, </w:t>
+      </w:r>
+      <w:r>
+        <w:rPr>
+          <w:rFonts w:ascii="Malgun Gothic" w:hAnsi="Malgun Gothic" w:eastAsia="Malgun Gothic"/>
+          <w:b/>
+          <w:i w:val="0"/>
+          <w:sz w:val="21"/>
+        </w:rPr>
+        <w:t>Semantic</w:t>
+      </w:r>
+      <w:r>
+        <w:rPr>
+          <w:rFonts w:ascii="Malgun Gothic" w:hAnsi="Malgun Gothic" w:eastAsia="Malgun Gothic"/>
+          <w:b w:val="0"/>
+          <w:i w:val="0"/>
+          <w:sz w:val="21"/>
+        </w:rPr>
+        <w:t xml:space="preserve">, </w:t>
+      </w:r>
+      <w:r>
+        <w:rPr>
+          <w:rFonts w:ascii="Malgun Gothic" w:hAnsi="Malgun Gothic" w:eastAsia="Malgun Gothic"/>
+          <w:b/>
+          <w:i w:val="0"/>
+          <w:sz w:val="21"/>
+        </w:rPr>
+        <w:t>LLM</w:t>
+      </w:r>
+      <w:r>
+        <w:rPr>
+          <w:rFonts w:ascii="Malgun Gothic" w:hAnsi="Malgun Gothic" w:eastAsia="Malgun Gothic"/>
+          <w:b w:val="0"/>
+          <w:i w:val="0"/>
+          <w:sz w:val="21"/>
+        </w:rPr>
+        <w:t xml:space="preserve"> 엔진을 선택하고, 각 엔진에 맞는 데이터·설정·테스트·품질 개선 방법을 정리합니다.</w:t>
       </w:r>
     </w:p>
     <w:p>
@@ -62,6 +116,8 @@
       <w:r>
         <w:rPr>
           <w:rFonts w:ascii="Malgun Gothic" w:hAnsi="Malgun Gothic" w:eastAsia="Malgun Gothic"/>
+          <w:b w:val="0"/>
+          <w:i w:val="0"/>
           <w:sz w:val="21"/>
         </w:rPr>
         <w:t>의도: 사용자의 발화가 무엇을 요청하는지 나타내는 분류 단위</w:t>
@@ -75,6 +131,8 @@
       <w:r>
         <w:rPr>
           <w:rFonts w:ascii="Malgun Gothic" w:hAnsi="Malgun Gothic" w:eastAsia="Malgun Gothic"/>
+          <w:b w:val="0"/>
+          <w:i w:val="0"/>
           <w:sz w:val="21"/>
         </w:rPr>
         <w:t>학습문장: 의도를 학습하거나 검색 기준으로 사용하기 위해 등록하는 사용자 표현</w:t>
@@ -88,6 +146,8 @@
       <w:r>
         <w:rPr>
           <w:rFonts w:ascii="Malgun Gothic" w:hAnsi="Malgun Gothic" w:eastAsia="Malgun Gothic"/>
+          <w:b w:val="0"/>
+          <w:i w:val="0"/>
           <w:sz w:val="21"/>
         </w:rPr>
         <w:t>개체: 발화에서 추출해야 하는 업무 값이나 명칭</w:t>
@@ -101,6 +161,8 @@
       <w:r>
         <w:rPr>
           <w:rFonts w:ascii="Malgun Gothic" w:hAnsi="Malgun Gothic" w:eastAsia="Malgun Gothic"/>
+          <w:b w:val="0"/>
+          <w:i w:val="0"/>
           <w:sz w:val="21"/>
         </w:rPr>
         <w:t>사전: 도메인 용어·동의어·사용자 표현을 해석하기 위한 자산</w:t>
@@ -114,6 +176,8 @@
       <w:r>
         <w:rPr>
           <w:rFonts w:ascii="Malgun Gothic" w:hAnsi="Malgun Gothic" w:eastAsia="Malgun Gothic"/>
+          <w:b w:val="0"/>
+          <w:i w:val="0"/>
           <w:sz w:val="21"/>
         </w:rPr>
         <w:t>임계값: 결과를 사용 가능한 것으로 인정할 최소 기준</w:t>
@@ -127,6 +191,8 @@
       <w:r>
         <w:rPr>
           <w:rFonts w:ascii="Malgun Gothic" w:hAnsi="Malgun Gothic" w:eastAsia="Malgun Gothic"/>
+          <w:b w:val="0"/>
+          <w:i w:val="0"/>
           <w:sz w:val="21"/>
         </w:rPr>
         <w:t>유사도: 입력과 후보 데이터가 의미상 얼마나 가까운지 나타내는 값</w:t>
@@ -140,6 +206,8 @@
       <w:r>
         <w:rPr>
           <w:rFonts w:ascii="Malgun Gothic" w:hAnsi="Malgun Gothic" w:eastAsia="Malgun Gothic"/>
+          <w:b w:val="0"/>
+          <w:i w:val="0"/>
           <w:sz w:val="21"/>
         </w:rPr>
         <w:t>답변 엔진: 분류 결과에 따라 정해진 답변 또는 검색·생성 답변을 선택하는 영역</w:t>
@@ -195,6 +263,7 @@
               <w:rPr>
                 <w:rFonts w:ascii="Malgun Gothic" w:hAnsi="Malgun Gothic" w:eastAsia="Malgun Gothic"/>
                 <w:b/>
+                <w:i w:val="0"/>
                 <w:color w:val="1F4D78"/>
                 <w:sz w:val="18"/>
               </w:rPr>
@@ -223,6 +292,7 @@
               <w:rPr>
                 <w:rFonts w:ascii="Malgun Gothic" w:hAnsi="Malgun Gothic" w:eastAsia="Malgun Gothic"/>
                 <w:b/>
+                <w:i w:val="0"/>
                 <w:color w:val="1F4D78"/>
                 <w:sz w:val="18"/>
               </w:rPr>
@@ -251,6 +321,7 @@
               <w:rPr>
                 <w:rFonts w:ascii="Malgun Gothic" w:hAnsi="Malgun Gothic" w:eastAsia="Malgun Gothic"/>
                 <w:b/>
+                <w:i w:val="0"/>
                 <w:color w:val="1F4D78"/>
                 <w:sz w:val="18"/>
               </w:rPr>
@@ -279,6 +350,7 @@
               <w:rPr>
                 <w:rFonts w:ascii="Malgun Gothic" w:hAnsi="Malgun Gothic" w:eastAsia="Malgun Gothic"/>
                 <w:b/>
+                <w:i w:val="0"/>
                 <w:color w:val="1F4D78"/>
                 <w:sz w:val="18"/>
               </w:rPr>
@@ -308,6 +380,7 @@
               <w:rPr>
                 <w:rFonts w:ascii="Malgun Gothic" w:hAnsi="Malgun Gothic" w:eastAsia="Malgun Gothic"/>
                 <w:b w:val="0"/>
+                <w:i w:val="0"/>
                 <w:sz w:val="18"/>
               </w:rPr>
               <w:t>기본 방식</w:t>
@@ -334,6 +407,7 @@
               <w:rPr>
                 <w:rFonts w:ascii="Malgun Gothic" w:hAnsi="Malgun Gothic" w:eastAsia="Malgun Gothic"/>
                 <w:b w:val="0"/>
+                <w:i w:val="0"/>
                 <w:sz w:val="18"/>
               </w:rPr>
               <w:t>의도와 학습문장 중심 분류</w:t>
@@ -360,6 +434,7 @@
               <w:rPr>
                 <w:rFonts w:ascii="Malgun Gothic" w:hAnsi="Malgun Gothic" w:eastAsia="Malgun Gothic"/>
                 <w:b w:val="0"/>
+                <w:i w:val="0"/>
                 <w:sz w:val="18"/>
               </w:rPr>
               <w:t>임베딩과 벡터 검색 중심</w:t>
@@ -386,6 +461,7 @@
               <w:rPr>
                 <w:rFonts w:ascii="Malgun Gothic" w:hAnsi="Malgun Gothic" w:eastAsia="Malgun Gothic"/>
                 <w:b w:val="0"/>
+                <w:i w:val="0"/>
                 <w:sz w:val="18"/>
               </w:rPr>
               <w:t>LLM 모델과 지시문 기반 처리</w:t>
@@ -414,6 +490,7 @@
               <w:rPr>
                 <w:rFonts w:ascii="Malgun Gothic" w:hAnsi="Malgun Gothic" w:eastAsia="Malgun Gothic"/>
                 <w:b w:val="0"/>
+                <w:i w:val="0"/>
                 <w:sz w:val="18"/>
               </w:rPr>
               <w:t>준비 데이터</w:t>
@@ -440,6 +517,7 @@
               <w:rPr>
                 <w:rFonts w:ascii="Malgun Gothic" w:hAnsi="Malgun Gothic" w:eastAsia="Malgun Gothic"/>
                 <w:b w:val="0"/>
+                <w:i w:val="0"/>
                 <w:sz w:val="18"/>
               </w:rPr>
               <w:t>의도, 학습문장, 개체, 사전</w:t>
@@ -466,6 +544,7 @@
               <w:rPr>
                 <w:rFonts w:ascii="Malgun Gothic" w:hAnsi="Malgun Gothic" w:eastAsia="Malgun Gothic"/>
                 <w:b w:val="0"/>
+                <w:i w:val="0"/>
                 <w:sz w:val="18"/>
               </w:rPr>
               <w:t>의도 또는 검색 지식, 임베딩·Vector DB</w:t>
@@ -492,6 +571,7 @@
               <w:rPr>
                 <w:rFonts w:ascii="Malgun Gothic" w:hAnsi="Malgun Gothic" w:eastAsia="Malgun Gothic"/>
                 <w:b w:val="0"/>
+                <w:i w:val="0"/>
                 <w:sz w:val="18"/>
               </w:rPr>
               <w:t>의도, 지시문, Provider·모델</w:t>
@@ -520,6 +600,7 @@
               <w:rPr>
                 <w:rFonts w:ascii="Malgun Gothic" w:hAnsi="Malgun Gothic" w:eastAsia="Malgun Gothic"/>
                 <w:b w:val="0"/>
+                <w:i w:val="0"/>
                 <w:sz w:val="18"/>
               </w:rPr>
               <w:t>적합한 시작점</w:t>
@@ -546,6 +627,7 @@
               <w:rPr>
                 <w:rFonts w:ascii="Malgun Gothic" w:hAnsi="Malgun Gothic" w:eastAsia="Malgun Gothic"/>
                 <w:b w:val="0"/>
+                <w:i w:val="0"/>
                 <w:sz w:val="18"/>
               </w:rPr>
               <w:t>구분 가능한 업무 의도가 있고 학습문장을 관리할 때</w:t>
@@ -572,6 +654,7 @@
               <w:rPr>
                 <w:rFonts w:ascii="Malgun Gothic" w:hAnsi="Malgun Gothic" w:eastAsia="Malgun Gothic"/>
                 <w:b w:val="0"/>
+                <w:i w:val="0"/>
                 <w:sz w:val="18"/>
               </w:rPr>
               <w:t>표현이 달라도 의미가 가까운 검색이 필요할 때</w:t>
@@ -598,6 +681,7 @@
               <w:rPr>
                 <w:rFonts w:ascii="Malgun Gothic" w:hAnsi="Malgun Gothic" w:eastAsia="Malgun Gothic"/>
                 <w:b w:val="0"/>
+                <w:i w:val="0"/>
                 <w:sz w:val="18"/>
               </w:rPr>
               <w:t>LLM 기반 해석·생성과 모델 운영이 필요할 때</w:t>
@@ -626,6 +710,7 @@
               <w:rPr>
                 <w:rFonts w:ascii="Malgun Gothic" w:hAnsi="Malgun Gothic" w:eastAsia="Malgun Gothic"/>
                 <w:b w:val="0"/>
+                <w:i w:val="0"/>
                 <w:sz w:val="18"/>
               </w:rPr>
               <w:t>주요 검증</w:t>
@@ -652,6 +737,7 @@
               <w:rPr>
                 <w:rFonts w:ascii="Malgun Gothic" w:hAnsi="Malgun Gothic" w:eastAsia="Malgun Gothic"/>
                 <w:b w:val="0"/>
+                <w:i w:val="0"/>
                 <w:sz w:val="18"/>
               </w:rPr>
               <w:t>정확도, 오분류, 문장 균형</w:t>
@@ -678,6 +764,7 @@
               <w:rPr>
                 <w:rFonts w:ascii="Malgun Gothic" w:hAnsi="Malgun Gothic" w:eastAsia="Malgun Gothic"/>
                 <w:b w:val="0"/>
+                <w:i w:val="0"/>
                 <w:sz w:val="18"/>
               </w:rPr>
               <w:t>검색 유사도, 임계값, 인덱스 상태</w:t>
@@ -704,6 +791,7 @@
               <w:rPr>
                 <w:rFonts w:ascii="Malgun Gothic" w:hAnsi="Malgun Gothic" w:eastAsia="Malgun Gothic"/>
                 <w:b w:val="0"/>
+                <w:i w:val="0"/>
                 <w:sz w:val="18"/>
               </w:rPr>
               <w:t>응답 일관성, 지시문 준수, 지연·비용</w:t>
@@ -732,6 +820,7 @@
               <w:rPr>
                 <w:rFonts w:ascii="Malgun Gothic" w:hAnsi="Malgun Gothic" w:eastAsia="Malgun Gothic"/>
                 <w:b w:val="0"/>
+                <w:i w:val="0"/>
                 <w:sz w:val="18"/>
               </w:rPr>
               <w:t>주요 위험</w:t>
@@ -758,6 +847,7 @@
               <w:rPr>
                 <w:rFonts w:ascii="Malgun Gothic" w:hAnsi="Malgun Gothic" w:eastAsia="Malgun Gothic"/>
                 <w:b w:val="0"/>
+                <w:i w:val="0"/>
                 <w:sz w:val="18"/>
               </w:rPr>
               <w:t>의도 중복, 데이터 불균형</w:t>
@@ -784,6 +874,7 @@
               <w:rPr>
                 <w:rFonts w:ascii="Malgun Gothic" w:hAnsi="Malgun Gothic" w:eastAsia="Malgun Gothic"/>
                 <w:b w:val="0"/>
+                <w:i w:val="0"/>
                 <w:sz w:val="18"/>
               </w:rPr>
               <w:t>임베딩 호환성, 인덱스 불일치</w:t>
@@ -810,6 +901,7 @@
               <w:rPr>
                 <w:rFonts w:ascii="Malgun Gothic" w:hAnsi="Malgun Gothic" w:eastAsia="Malgun Gothic"/>
                 <w:b w:val="0"/>
+                <w:i w:val="0"/>
                 <w:sz w:val="18"/>
               </w:rPr>
               <w:t>모델 변경, 프롬프트 영향, 응답 편차</w:t>
@@ -846,106 +938,122 @@
     </w:p>
     <w:p>
       <w:pPr>
-        <w:pStyle w:val="ListNumber"/>
         <w:spacing w:after="80"/>
+        <w:ind w:left="360" w:hanging="288"/>
       </w:pPr>
       <w:r>
         <w:rPr>
           <w:rFonts w:ascii="Malgun Gothic" w:hAnsi="Malgun Gothic" w:eastAsia="Malgun Gothic"/>
+          <w:b w:val="0"/>
+          <w:i w:val="0"/>
           <w:sz w:val="21"/>
         </w:rPr>
-        <w:t>봇과 버전을 확인합니다.</w:t>
+        <w:t>1. 봇과 버전을 확인합니다.</w:t>
       </w:r>
     </w:p>
     <w:p>
       <w:pPr>
-        <w:pStyle w:val="ListNumber"/>
         <w:spacing w:after="80"/>
+        <w:ind w:left="360" w:hanging="288"/>
       </w:pPr>
       <w:r>
         <w:rPr>
           <w:rFonts w:ascii="Malgun Gothic" w:hAnsi="Malgun Gothic" w:eastAsia="Malgun Gothic"/>
+          <w:b w:val="0"/>
+          <w:i w:val="0"/>
           <w:sz w:val="21"/>
         </w:rPr>
-        <w:t>NLU 방식과 모델을 확인합니다.</w:t>
+        <w:t>2. NLU 방식과 모델을 확인합니다.</w:t>
       </w:r>
     </w:p>
     <w:p>
       <w:pPr>
-        <w:pStyle w:val="ListNumber"/>
         <w:spacing w:after="80"/>
+        <w:ind w:left="360" w:hanging="288"/>
       </w:pPr>
       <w:r>
         <w:rPr>
           <w:rFonts w:ascii="Malgun Gothic" w:hAnsi="Malgun Gothic" w:eastAsia="Malgun Gothic"/>
+          <w:b w:val="0"/>
+          <w:i w:val="0"/>
           <w:sz w:val="21"/>
         </w:rPr>
-        <w:t>답변 방식을 확인합니다.</w:t>
+        <w:t>3. 답변 방식을 확인합니다.</w:t>
       </w:r>
     </w:p>
     <w:p>
       <w:pPr>
-        <w:pStyle w:val="ListNumber"/>
         <w:spacing w:after="80"/>
+        <w:ind w:left="360" w:hanging="288"/>
       </w:pPr>
       <w:r>
         <w:rPr>
           <w:rFonts w:ascii="Malgun Gothic" w:hAnsi="Malgun Gothic" w:eastAsia="Malgun Gothic"/>
+          <w:b w:val="0"/>
+          <w:i w:val="0"/>
           <w:sz w:val="21"/>
         </w:rPr>
-        <w:t>데이터 또는 연결 설정을 준비합니다.</w:t>
+        <w:t>4. 데이터 또는 연결 설정을 준비합니다.</w:t>
       </w:r>
     </w:p>
     <w:p>
       <w:pPr>
-        <w:pStyle w:val="ListNumber"/>
         <w:spacing w:after="80"/>
+        <w:ind w:left="360" w:hanging="288"/>
       </w:pPr>
       <w:r>
         <w:rPr>
           <w:rFonts w:ascii="Malgun Gothic" w:hAnsi="Malgun Gothic" w:eastAsia="Malgun Gothic"/>
+          <w:b w:val="0"/>
+          <w:i w:val="0"/>
           <w:sz w:val="21"/>
         </w:rPr>
-        <w:t>학습·인덱스 생성·모델 적용 작업을 실행합니다.</w:t>
+        <w:t>5. 학습·인덱스 생성·모델 적용 작업을 실행합니다.</w:t>
       </w:r>
     </w:p>
     <w:p>
       <w:pPr>
-        <w:pStyle w:val="ListNumber"/>
         <w:spacing w:after="80"/>
+        <w:ind w:left="360" w:hanging="288"/>
       </w:pPr>
       <w:r>
         <w:rPr>
           <w:rFonts w:ascii="Malgun Gothic" w:hAnsi="Malgun Gothic" w:eastAsia="Malgun Gothic"/>
+          <w:b w:val="0"/>
+          <w:i w:val="0"/>
           <w:sz w:val="21"/>
         </w:rPr>
-        <w:t>시뮬레이터에서 대표 발화를 테스트합니다.</w:t>
+        <w:t>6. 시뮬레이터에서 대표 발화를 테스트합니다.</w:t>
       </w:r>
     </w:p>
     <w:p>
       <w:pPr>
-        <w:pStyle w:val="ListNumber"/>
         <w:spacing w:after="80"/>
+        <w:ind w:left="360" w:hanging="288"/>
       </w:pPr>
       <w:r>
         <w:rPr>
           <w:rFonts w:ascii="Malgun Gothic" w:hAnsi="Malgun Gothic" w:eastAsia="Malgun Gothic"/>
+          <w:b w:val="0"/>
+          <w:i w:val="0"/>
           <w:sz w:val="21"/>
         </w:rPr>
-        <w:t>분석·평가·대화 이력에서 결과를 확인합니다.</w:t>
+        <w:t>7. 분석·평가·대화 이력에서 결과를 확인합니다.</w:t>
       </w:r>
     </w:p>
     <w:p>
       <w:pPr>
-        <w:pStyle w:val="ListNumber"/>
         <w:spacing w:after="80"/>
+        <w:ind w:left="360" w:hanging="288"/>
       </w:pPr>
       <w:r>
         <w:rPr>
           <w:rFonts w:ascii="Malgun Gothic" w:hAnsi="Malgun Gothic" w:eastAsia="Malgun Gothic"/>
+          <w:b w:val="0"/>
+          <w:i w:val="0"/>
           <w:sz w:val="21"/>
         </w:rPr>
-        <w:t>원인을 분류하고 데이터를 수정한 뒤 다시 테스트합니다.</w:t>
+        <w:t>8. 원인을 분류하고 데이터를 수정한 뒤 다시 테스트합니다.</w:t>
       </w:r>
     </w:p>
     <w:p>
@@ -970,6 +1078,8 @@
       <w:r>
         <w:rPr>
           <w:rFonts w:ascii="Malgun Gothic" w:hAnsi="Malgun Gothic" w:eastAsia="Malgun Gothic"/>
+          <w:b w:val="0"/>
+          <w:i w:val="0"/>
           <w:sz w:val="21"/>
         </w:rPr>
         <w:t>한 학습문장에는 하나의 핵심 의도를 담습니다.</w:t>
@@ -983,6 +1093,8 @@
       <w:r>
         <w:rPr>
           <w:rFonts w:ascii="Malgun Gothic" w:hAnsi="Malgun Gothic" w:eastAsia="Malgun Gothic"/>
+          <w:b w:val="0"/>
+          <w:i w:val="0"/>
           <w:sz w:val="21"/>
         </w:rPr>
         <w:t>비슷한 의도는 서로를 구분할 수 있는 명사·동사·상황을 포함합니다.</w:t>
@@ -996,6 +1108,8 @@
       <w:r>
         <w:rPr>
           <w:rFonts w:ascii="Malgun Gothic" w:hAnsi="Malgun Gothic" w:eastAsia="Malgun Gothic"/>
+          <w:b w:val="0"/>
+          <w:i w:val="0"/>
           <w:sz w:val="21"/>
         </w:rPr>
         <w:t>특정 의도에만 데이터가 과도하게 몰리지 않도록 균형을 확인합니다.</w:t>
@@ -1009,6 +1123,8 @@
       <w:r>
         <w:rPr>
           <w:rFonts w:ascii="Malgun Gothic" w:hAnsi="Malgun Gothic" w:eastAsia="Malgun Gothic"/>
+          <w:b w:val="0"/>
+          <w:i w:val="0"/>
           <w:sz w:val="21"/>
         </w:rPr>
         <w:t>도메인 용어는 개체 또는 사전으로 관리할지 먼저 결정합니다.</w:t>
@@ -1022,6 +1138,8 @@
       <w:r>
         <w:rPr>
           <w:rFonts w:ascii="Malgun Gothic" w:hAnsi="Malgun Gothic" w:eastAsia="Malgun Gothic"/>
+          <w:b w:val="0"/>
+          <w:i w:val="0"/>
           <w:sz w:val="21"/>
         </w:rPr>
         <w:t>테스트 발화는 학습문장과 동일한 표현만 반복하지 않습니다.</w:t>
@@ -1035,9 +1153,137 @@
       <w:r>
         <w:rPr>
           <w:rFonts w:ascii="Malgun Gothic" w:hAnsi="Malgun Gothic" w:eastAsia="Malgun Gothic"/>
+          <w:b w:val="0"/>
+          <w:i w:val="0"/>
           <w:sz w:val="21"/>
         </w:rPr>
         <w:t>분석 결과에서 오분류가 반복되는 의도 쌍을 우선 개선합니다.</w:t>
+      </w:r>
+    </w:p>
+    <w:p>
+      <w:pPr>
+        <w:pStyle w:val="Heading2"/>
+      </w:pPr>
+      <w:r>
+        <w:rPr>
+          <w:rFonts w:ascii="Malgun Gothic" w:hAnsi="Malgun Gothic" w:eastAsia="Malgun Gothic"/>
+          <w:b/>
+          <w:i w:val="0"/>
+          <w:sz w:val="21"/>
+        </w:rPr>
+        <w:t>4.1 데이터 기준선 만들기</w:t>
+      </w:r>
+    </w:p>
+    <w:p>
+      <w:r>
+        <w:rPr>
+          <w:rFonts w:ascii="Malgun Gothic" w:hAnsi="Malgun Gothic" w:eastAsia="Malgun Gothic"/>
+          <w:b w:val="0"/>
+          <w:i w:val="0"/>
+          <w:sz w:val="21"/>
+        </w:rPr>
+        <w:t>데이터를 수정하기 전에 현재 품질을 기록합니다.</w:t>
+      </w:r>
+    </w:p>
+    <w:p>
+      <w:pPr>
+        <w:spacing w:after="80"/>
+        <w:ind w:left="360" w:hanging="288"/>
+      </w:pPr>
+      <w:r>
+        <w:rPr>
+          <w:rFonts w:ascii="Malgun Gothic" w:hAnsi="Malgun Gothic" w:eastAsia="Malgun Gothic"/>
+          <w:b w:val="0"/>
+          <w:i w:val="0"/>
+          <w:sz w:val="21"/>
+        </w:rPr>
+        <w:t>1. 봇 UUID와 버전을 기록합니다.</w:t>
+      </w:r>
+    </w:p>
+    <w:p>
+      <w:pPr>
+        <w:spacing w:after="80"/>
+        <w:ind w:left="360" w:hanging="288"/>
+      </w:pPr>
+      <w:r>
+        <w:rPr>
+          <w:rFonts w:ascii="Malgun Gothic" w:hAnsi="Malgun Gothic" w:eastAsia="Malgun Gothic"/>
+          <w:b w:val="0"/>
+          <w:i w:val="0"/>
+          <w:sz w:val="21"/>
+        </w:rPr>
+        <w:t>2. NLU 방식·모델·답변 방식·언어를 기록합니다.</w:t>
+      </w:r>
+    </w:p>
+    <w:p>
+      <w:pPr>
+        <w:spacing w:after="80"/>
+        <w:ind w:left="360" w:hanging="288"/>
+      </w:pPr>
+      <w:r>
+        <w:rPr>
+          <w:rFonts w:ascii="Malgun Gothic" w:hAnsi="Malgun Gothic" w:eastAsia="Malgun Gothic"/>
+          <w:b w:val="0"/>
+          <w:i w:val="0"/>
+          <w:sz w:val="21"/>
+        </w:rPr>
+        <w:t>3. 의도별 학습문장 수와 중복 문장을 확인합니다.</w:t>
+      </w:r>
+    </w:p>
+    <w:p>
+      <w:pPr>
+        <w:spacing w:after="80"/>
+        <w:ind w:left="360" w:hanging="288"/>
+      </w:pPr>
+      <w:r>
+        <w:rPr>
+          <w:rFonts w:ascii="Malgun Gothic" w:hAnsi="Malgun Gothic" w:eastAsia="Malgun Gothic"/>
+          <w:b w:val="0"/>
+          <w:i w:val="0"/>
+          <w:sz w:val="21"/>
+        </w:rPr>
+        <w:t>4. 대표·변형·경계·예외·회귀 발화로 테스트 세트를 만듭니다.</w:t>
+      </w:r>
+    </w:p>
+    <w:p>
+      <w:pPr>
+        <w:spacing w:after="80"/>
+        <w:ind w:left="360" w:hanging="288"/>
+      </w:pPr>
+      <w:r>
+        <w:rPr>
+          <w:rFonts w:ascii="Malgun Gothic" w:hAnsi="Malgun Gothic" w:eastAsia="Malgun Gothic"/>
+          <w:b w:val="0"/>
+          <w:i w:val="0"/>
+          <w:sz w:val="21"/>
+        </w:rPr>
+        <w:t>5. 봇 테스트의 선택 의도, 적용 단계와 Score를 기록합니다.</w:t>
+      </w:r>
+    </w:p>
+    <w:p>
+      <w:pPr>
+        <w:spacing w:after="80"/>
+        <w:ind w:left="360" w:hanging="288"/>
+      </w:pPr>
+      <w:r>
+        <w:rPr>
+          <w:rFonts w:ascii="Malgun Gothic" w:hAnsi="Malgun Gothic" w:eastAsia="Malgun Gothic"/>
+          <w:b w:val="0"/>
+          <w:i w:val="0"/>
+          <w:sz w:val="21"/>
+        </w:rPr>
+        <w:t>6. 평가 화면의 오분류·낮은 Score·유사 의도 충돌을 저장합니다.</w:t>
+      </w:r>
+    </w:p>
+    <w:p>
+      <w:r>
+        <w:rPr>
+          <w:rFonts w:ascii="Malgun Gothic" w:hAnsi="Malgun Gothic" w:eastAsia="Malgun Gothic"/>
+          <w:b w:val="0"/>
+          <w:i w:val="0"/>
+          <w:sz w:val="21"/>
+        </w:rPr>
+        <w:t>기준선이 없으면 데이터 증가, 모델 변경과 임계값 변경 중 무엇이 결과를 바꾸었는지 구분할 수 없습니다.</w:t>
       </w:r>
     </w:p>
     <w:p>
@@ -1067,80 +1313,92 @@
     </w:p>
     <w:p>
       <w:pPr>
-        <w:pStyle w:val="ListNumber"/>
         <w:spacing w:after="80"/>
+        <w:ind w:left="360" w:hanging="288"/>
       </w:pPr>
       <w:r>
         <w:rPr>
           <w:rFonts w:ascii="Malgun Gothic" w:hAnsi="Malgun Gothic" w:eastAsia="Malgun Gothic"/>
+          <w:b w:val="0"/>
+          <w:i w:val="0"/>
           <w:sz w:val="21"/>
         </w:rPr>
-        <w:t>의도 이름을 업무 목적이 드러나도록 정합니다.</w:t>
+        <w:t>1. 의도 이름을 업무 목적이 드러나도록 정합니다.</w:t>
       </w:r>
     </w:p>
     <w:p>
       <w:pPr>
-        <w:pStyle w:val="ListNumber"/>
         <w:spacing w:after="80"/>
+        <w:ind w:left="360" w:hanging="288"/>
       </w:pPr>
       <w:r>
         <w:rPr>
           <w:rFonts w:ascii="Malgun Gothic" w:hAnsi="Malgun Gothic" w:eastAsia="Malgun Gothic"/>
+          <w:b w:val="0"/>
+          <w:i w:val="0"/>
           <w:sz w:val="21"/>
         </w:rPr>
-        <w:t>한 학습문장에는 하나의 핵심 요청만 넣습니다.</w:t>
+        <w:t>2. 한 학습문장에는 하나의 핵심 요청만 넣습니다.</w:t>
       </w:r>
     </w:p>
     <w:p>
       <w:pPr>
-        <w:pStyle w:val="ListNumber"/>
         <w:spacing w:after="80"/>
+        <w:ind w:left="360" w:hanging="288"/>
       </w:pPr>
       <w:r>
         <w:rPr>
           <w:rFonts w:ascii="Malgun Gothic" w:hAnsi="Malgun Gothic" w:eastAsia="Malgun Gothic"/>
+          <w:b w:val="0"/>
+          <w:i w:val="0"/>
           <w:sz w:val="21"/>
         </w:rPr>
-        <w:t>같은 의도를 서로 다른 어순·말투·표현으로 준비합니다.</w:t>
+        <w:t>3. 같은 의도를 서로 다른 어순·말투·표현으로 준비합니다.</w:t>
       </w:r>
     </w:p>
     <w:p>
       <w:pPr>
-        <w:pStyle w:val="ListNumber"/>
         <w:spacing w:after="80"/>
+        <w:ind w:left="360" w:hanging="288"/>
       </w:pPr>
       <w:r>
         <w:rPr>
           <w:rFonts w:ascii="Malgun Gothic" w:hAnsi="Malgun Gothic" w:eastAsia="Malgun Gothic"/>
+          <w:b w:val="0"/>
+          <w:i w:val="0"/>
           <w:sz w:val="21"/>
         </w:rPr>
-        <w:t>다른 의도와 겹치는 단어만 늘리지 말고, 의도를 구분하는 상황과 행동을 포함합니다.</w:t>
+        <w:t>4. 다른 의도와 겹치는 단어만 늘리지 말고, 의도를 구분하는 상황과 행동을 포함합니다.</w:t>
       </w:r>
     </w:p>
     <w:p>
       <w:pPr>
-        <w:pStyle w:val="ListNumber"/>
         <w:spacing w:after="80"/>
+        <w:ind w:left="360" w:hanging="288"/>
       </w:pPr>
       <w:r>
         <w:rPr>
           <w:rFonts w:ascii="Malgun Gothic" w:hAnsi="Malgun Gothic" w:eastAsia="Malgun Gothic"/>
+          <w:b w:val="0"/>
+          <w:i w:val="0"/>
           <w:sz w:val="21"/>
         </w:rPr>
-        <w:t>동일하거나 거의 같은 문장을 반복 등록하지 않습니다.</w:t>
+        <w:t>5. 동일하거나 거의 같은 문장을 반복 등록하지 않습니다.</w:t>
       </w:r>
     </w:p>
     <w:p>
       <w:pPr>
-        <w:pStyle w:val="ListNumber"/>
         <w:spacing w:after="80"/>
+        <w:ind w:left="360" w:hanging="288"/>
       </w:pPr>
       <w:r>
         <w:rPr>
           <w:rFonts w:ascii="Malgun Gothic" w:hAnsi="Malgun Gothic" w:eastAsia="Malgun Gothic"/>
+          <w:b w:val="0"/>
+          <w:i w:val="0"/>
           <w:sz w:val="21"/>
         </w:rPr>
-        <w:t>특정 의도에만 문장이 몰리지 않는지 의도별로 비교합니다.</w:t>
+        <w:t>6. 특정 의도에만 문장이 몰리지 않는지 의도별로 비교합니다.</w:t>
       </w:r>
     </w:p>
     <w:p>
@@ -1151,7 +1409,97 @@
           <w:i w:val="0"/>
           <w:sz w:val="21"/>
         </w:rPr>
-        <w:t>예를 들어 `휴가 잔여일 조회`와 `휴가 신청 방법`을 나눌 때는 두 의도에 모두 `휴가`라는 단어를 넣는 것보다 `남은 일수`와 `신청 절차`처럼 구분 기준이 드러나는 표현을 각각 준비합니다.</w:t>
+        <w:t xml:space="preserve">예를 들어 </w:t>
+      </w:r>
+      <w:r>
+        <w:rPr>
+          <w:rFonts w:ascii="Malgun Gothic" w:hAnsi="Malgun Gothic" w:eastAsia="Malgun Gothic"/>
+          <w:b/>
+          <w:i w:val="0"/>
+          <w:sz w:val="21"/>
+        </w:rPr>
+        <w:t>휴가 잔여일 조회</w:t>
+      </w:r>
+      <w:r>
+        <w:rPr>
+          <w:rFonts w:ascii="Malgun Gothic" w:hAnsi="Malgun Gothic" w:eastAsia="Malgun Gothic"/>
+          <w:b w:val="0"/>
+          <w:i w:val="0"/>
+          <w:sz w:val="21"/>
+        </w:rPr>
+        <w:t xml:space="preserve">와 </w:t>
+      </w:r>
+      <w:r>
+        <w:rPr>
+          <w:rFonts w:ascii="Malgun Gothic" w:hAnsi="Malgun Gothic" w:eastAsia="Malgun Gothic"/>
+          <w:b/>
+          <w:i w:val="0"/>
+          <w:sz w:val="21"/>
+        </w:rPr>
+        <w:t>휴가 신청 방법</w:t>
+      </w:r>
+      <w:r>
+        <w:rPr>
+          <w:rFonts w:ascii="Malgun Gothic" w:hAnsi="Malgun Gothic" w:eastAsia="Malgun Gothic"/>
+          <w:b w:val="0"/>
+          <w:i w:val="0"/>
+          <w:sz w:val="21"/>
+        </w:rPr>
+        <w:t xml:space="preserve">을 나눌 때는 두 의도에 모두 </w:t>
+      </w:r>
+      <w:r>
+        <w:rPr>
+          <w:rFonts w:ascii="Malgun Gothic" w:hAnsi="Malgun Gothic" w:eastAsia="Malgun Gothic"/>
+          <w:b/>
+          <w:i w:val="0"/>
+          <w:sz w:val="21"/>
+        </w:rPr>
+        <w:t>휴가</w:t>
+      </w:r>
+      <w:r>
+        <w:rPr>
+          <w:rFonts w:ascii="Malgun Gothic" w:hAnsi="Malgun Gothic" w:eastAsia="Malgun Gothic"/>
+          <w:b w:val="0"/>
+          <w:i w:val="0"/>
+          <w:sz w:val="21"/>
+        </w:rPr>
+        <w:t xml:space="preserve">라는 단어를 넣는 것보다 </w:t>
+      </w:r>
+      <w:r>
+        <w:rPr>
+          <w:rFonts w:ascii="Malgun Gothic" w:hAnsi="Malgun Gothic" w:eastAsia="Malgun Gothic"/>
+          <w:b/>
+          <w:i w:val="0"/>
+          <w:sz w:val="21"/>
+        </w:rPr>
+        <w:t>남은 일수</w:t>
+      </w:r>
+      <w:r>
+        <w:rPr>
+          <w:rFonts w:ascii="Malgun Gothic" w:hAnsi="Malgun Gothic" w:eastAsia="Malgun Gothic"/>
+          <w:b w:val="0"/>
+          <w:i w:val="0"/>
+          <w:sz w:val="21"/>
+        </w:rPr>
+        <w:t xml:space="preserve">와 </w:t>
+      </w:r>
+      <w:r>
+        <w:rPr>
+          <w:rFonts w:ascii="Malgun Gothic" w:hAnsi="Malgun Gothic" w:eastAsia="Malgun Gothic"/>
+          <w:b/>
+          <w:i w:val="0"/>
+          <w:sz w:val="21"/>
+        </w:rPr>
+        <w:t>신청 절차</w:t>
+      </w:r>
+      <w:r>
+        <w:rPr>
+          <w:rFonts w:ascii="Malgun Gothic" w:hAnsi="Malgun Gothic" w:eastAsia="Malgun Gothic"/>
+          <w:b w:val="0"/>
+          <w:i w:val="0"/>
+          <w:sz w:val="21"/>
+        </w:rPr>
+        <w:t>처럼 구분 기준이 드러나는 표현을 각각 준비합니다.</w:t>
       </w:r>
     </w:p>
     <w:p>
@@ -1187,6 +1535,8 @@
       <w:r>
         <w:rPr>
           <w:rFonts w:ascii="Malgun Gothic" w:hAnsi="Malgun Gothic" w:eastAsia="Malgun Gothic"/>
+          <w:b w:val="0"/>
+          <w:i w:val="0"/>
           <w:sz w:val="21"/>
         </w:rPr>
         <w:t>질문은 실제 사용자가 입력할 수 있는 표현으로 작성합니다.</w:t>
@@ -1200,6 +1550,8 @@
       <w:r>
         <w:rPr>
           <w:rFonts w:ascii="Malgun Gothic" w:hAnsi="Malgun Gothic" w:eastAsia="Malgun Gothic"/>
+          <w:b w:val="0"/>
+          <w:i w:val="0"/>
           <w:sz w:val="21"/>
         </w:rPr>
         <w:t>답변은 질문에 직접 대응하도록 작성하고, 한 답변에 여러 주제를 섞지 않습니다.</w:t>
@@ -1213,6 +1565,8 @@
       <w:r>
         <w:rPr>
           <w:rFonts w:ascii="Malgun Gothic" w:hAnsi="Malgun Gothic" w:eastAsia="Malgun Gothic"/>
+          <w:b w:val="0"/>
+          <w:i w:val="0"/>
           <w:sz w:val="21"/>
         </w:rPr>
         <w:t>문서 기반 데이터는 제목·본문의 구분이 유지되도록 원문 구조를 정리합니다.</w:t>
@@ -1226,6 +1580,8 @@
       <w:r>
         <w:rPr>
           <w:rFonts w:ascii="Malgun Gothic" w:hAnsi="Malgun Gothic" w:eastAsia="Malgun Gothic"/>
+          <w:b w:val="0"/>
+          <w:i w:val="0"/>
           <w:sz w:val="21"/>
         </w:rPr>
         <w:t>표나 목록이 중요한 경우 변환 후 의미가 유지되는지 확인합니다.</w:t>
@@ -1239,6 +1595,8 @@
       <w:r>
         <w:rPr>
           <w:rFonts w:ascii="Malgun Gothic" w:hAnsi="Malgun Gothic" w:eastAsia="Malgun Gothic"/>
+          <w:b w:val="0"/>
+          <w:i w:val="0"/>
           <w:sz w:val="21"/>
         </w:rPr>
         <w:t>문서 개정 시 기존 문서와 새 문서가 동시에 검색되지 않는지 적용 상태를 확인합니다.</w:t>
@@ -1255,7 +1613,7 @@
           <w:i w:val="0"/>
           <w:sz w:val="21"/>
         </w:rPr>
-        <w:t>4.1 운영 점검 기록</w:t>
+        <w:t>4.4 운영 점검 기록</w:t>
       </w:r>
     </w:p>
     <w:p>
@@ -1277,6 +1635,8 @@
       <w:r>
         <w:rPr>
           <w:rFonts w:ascii="Malgun Gothic" w:hAnsi="Malgun Gothic" w:eastAsia="Malgun Gothic"/>
+          <w:b w:val="0"/>
+          <w:i w:val="0"/>
           <w:sz w:val="21"/>
         </w:rPr>
         <w:t>봇과 버전</w:t>
@@ -1290,6 +1650,8 @@
       <w:r>
         <w:rPr>
           <w:rFonts w:ascii="Malgun Gothic" w:hAnsi="Malgun Gothic" w:eastAsia="Malgun Gothic"/>
+          <w:b w:val="0"/>
+          <w:i w:val="0"/>
           <w:sz w:val="21"/>
         </w:rPr>
         <w:t>변경 전·후 NLU 방식, 모델, 답변 방식</w:t>
@@ -1303,6 +1665,8 @@
       <w:r>
         <w:rPr>
           <w:rFonts w:ascii="Malgun Gothic" w:hAnsi="Malgun Gothic" w:eastAsia="Malgun Gothic"/>
+          <w:b w:val="0"/>
+          <w:i w:val="0"/>
           <w:sz w:val="21"/>
         </w:rPr>
         <w:t>변경한 의도·개체·사전·QA 또는 연결 설정</w:t>
@@ -1316,6 +1680,8 @@
       <w:r>
         <w:rPr>
           <w:rFonts w:ascii="Malgun Gothic" w:hAnsi="Malgun Gothic" w:eastAsia="Malgun Gothic"/>
+          <w:b w:val="0"/>
+          <w:i w:val="0"/>
           <w:sz w:val="21"/>
         </w:rPr>
         <w:t>실행한 학습·인덱싱·적용 작업과 화면 상태</w:t>
@@ -1329,6 +1695,8 @@
       <w:r>
         <w:rPr>
           <w:rFonts w:ascii="Malgun Gothic" w:hAnsi="Malgun Gothic" w:eastAsia="Malgun Gothic"/>
+          <w:b w:val="0"/>
+          <w:i w:val="0"/>
           <w:sz w:val="21"/>
         </w:rPr>
         <w:t>대표 성공 발화와 실패 발화</w:t>
@@ -1342,6 +1710,8 @@
       <w:r>
         <w:rPr>
           <w:rFonts w:ascii="Malgun Gothic" w:hAnsi="Malgun Gothic" w:eastAsia="Malgun Gothic"/>
+          <w:b w:val="0"/>
+          <w:i w:val="0"/>
           <w:sz w:val="21"/>
         </w:rPr>
         <w:t>변경 전·후 시뮬레이터·분석·평가 결과</w:t>
@@ -1380,9 +1750,11 @@
       <w:r>
         <w:rPr>
           <w:rFonts w:ascii="Malgun Gothic" w:hAnsi="Malgun Gothic" w:eastAsia="Malgun Gothic"/>
+          <w:b w:val="0"/>
+          <w:i w:val="0"/>
           <w:sz w:val="21"/>
         </w:rPr>
-        <w:t>[ML 엔진 활용](#6-ml-엔진-활용)</w:t>
+        <w:t>ML 엔진 활용</w:t>
       </w:r>
     </w:p>
     <w:p>
@@ -1393,9 +1765,11 @@
       <w:r>
         <w:rPr>
           <w:rFonts w:ascii="Malgun Gothic" w:hAnsi="Malgun Gothic" w:eastAsia="Malgun Gothic"/>
+          <w:b w:val="0"/>
+          <w:i w:val="0"/>
           <w:sz w:val="21"/>
         </w:rPr>
-        <w:t>[Semantic 엔진 활용](#7-semantic-엔진-활용)</w:t>
+        <w:t>Semantic 엔진 활용</w:t>
       </w:r>
     </w:p>
     <w:p>
@@ -1406,9 +1780,11 @@
       <w:r>
         <w:rPr>
           <w:rFonts w:ascii="Malgun Gothic" w:hAnsi="Malgun Gothic" w:eastAsia="Malgun Gothic"/>
+          <w:b w:val="0"/>
+          <w:i w:val="0"/>
           <w:sz w:val="21"/>
         </w:rPr>
-        <w:t>[LLM 엔진 활용](#8-llm-엔진-활용)</w:t>
+        <w:t>LLM 엔진 활용</w:t>
       </w:r>
     </w:p>
     <w:p>
@@ -1472,6 +1848,8 @@
       <w:r>
         <w:rPr>
           <w:rFonts w:ascii="Malgun Gothic" w:hAnsi="Malgun Gothic" w:eastAsia="Malgun Gothic"/>
+          <w:b w:val="0"/>
+          <w:i w:val="0"/>
           <w:sz w:val="21"/>
         </w:rPr>
         <w:t>의도별로 대표 표현과 다양한 표현을 준비합니다.</w:t>
@@ -1485,6 +1863,8 @@
       <w:r>
         <w:rPr>
           <w:rFonts w:ascii="Malgun Gothic" w:hAnsi="Malgun Gothic" w:eastAsia="Malgun Gothic"/>
+          <w:b w:val="0"/>
+          <w:i w:val="0"/>
           <w:sz w:val="21"/>
         </w:rPr>
         <w:t>한 문장에 하나의 의도만 포함합니다.</w:t>
@@ -1498,6 +1878,8 @@
       <w:r>
         <w:rPr>
           <w:rFonts w:ascii="Malgun Gothic" w:hAnsi="Malgun Gothic" w:eastAsia="Malgun Gothic"/>
+          <w:b w:val="0"/>
+          <w:i w:val="0"/>
           <w:sz w:val="21"/>
         </w:rPr>
         <w:t>방법 문의와 오류 문의처럼 구분이 필요한 의도는 표현을 섞지 않습니다.</w:t>
@@ -1511,6 +1893,8 @@
       <w:r>
         <w:rPr>
           <w:rFonts w:ascii="Malgun Gothic" w:hAnsi="Malgun Gothic" w:eastAsia="Malgun Gothic"/>
+          <w:b w:val="0"/>
+          <w:i w:val="0"/>
           <w:sz w:val="21"/>
         </w:rPr>
         <w:t>의도별 문장 수와 표현의 다양성을 함께 확인합니다.</w:t>
@@ -1532,67 +1916,77 @@
     </w:p>
     <w:p>
       <w:pPr>
-        <w:pStyle w:val="ListNumber"/>
         <w:spacing w:after="80"/>
+        <w:ind w:left="360" w:hanging="288"/>
       </w:pPr>
       <w:r>
         <w:rPr>
           <w:rFonts w:ascii="Malgun Gothic" w:hAnsi="Malgun Gothic" w:eastAsia="Malgun Gothic"/>
+          <w:b w:val="0"/>
+          <w:i w:val="0"/>
           <w:sz w:val="21"/>
         </w:rPr>
-        <w:t>대표 발화와 경계 발화를 각각 준비합니다.</w:t>
+        <w:t>1. 대표 발화와 경계 발화를 각각 준비합니다.</w:t>
       </w:r>
     </w:p>
     <w:p>
       <w:pPr>
-        <w:pStyle w:val="ListNumber"/>
         <w:spacing w:after="80"/>
+        <w:ind w:left="360" w:hanging="288"/>
       </w:pPr>
       <w:r>
         <w:rPr>
           <w:rFonts w:ascii="Malgun Gothic" w:hAnsi="Malgun Gothic" w:eastAsia="Malgun Gothic"/>
+          <w:b w:val="0"/>
+          <w:i w:val="0"/>
           <w:sz w:val="21"/>
         </w:rPr>
-        <w:t>시뮬레이터에서 결과를 확인합니다.</w:t>
+        <w:t>2. 시뮬레이터에서 결과를 확인합니다.</w:t>
       </w:r>
     </w:p>
     <w:p>
       <w:pPr>
-        <w:pStyle w:val="ListNumber"/>
         <w:spacing w:after="80"/>
+        <w:ind w:left="360" w:hanging="288"/>
       </w:pPr>
       <w:r>
         <w:rPr>
           <w:rFonts w:ascii="Malgun Gothic" w:hAnsi="Malgun Gothic" w:eastAsia="Malgun Gothic"/>
+          <w:b w:val="0"/>
+          <w:i w:val="0"/>
           <w:sz w:val="21"/>
         </w:rPr>
-        <w:t>분석·평가 화면에서 오분류 의도와 반복되는 표현을 찾습니다.</w:t>
+        <w:t>3. 분석·평가 화면에서 오분류 의도와 반복되는 표현을 찾습니다.</w:t>
       </w:r>
     </w:p>
     <w:p>
       <w:pPr>
-        <w:pStyle w:val="ListNumber"/>
         <w:spacing w:after="80"/>
+        <w:ind w:left="360" w:hanging="288"/>
       </w:pPr>
       <w:r>
         <w:rPr>
           <w:rFonts w:ascii="Malgun Gothic" w:hAnsi="Malgun Gothic" w:eastAsia="Malgun Gothic"/>
+          <w:b w:val="0"/>
+          <w:i w:val="0"/>
           <w:sz w:val="21"/>
         </w:rPr>
-        <w:t>경쟁 의도 간 차이가 드러나도록 데이터를 수정합니다.</w:t>
+        <w:t>4. 경쟁 의도 간 차이가 드러나도록 데이터를 수정합니다.</w:t>
       </w:r>
     </w:p>
     <w:p>
       <w:pPr>
-        <w:pStyle w:val="ListNumber"/>
         <w:spacing w:after="80"/>
+        <w:ind w:left="360" w:hanging="288"/>
       </w:pPr>
       <w:r>
         <w:rPr>
           <w:rFonts w:ascii="Malgun Gothic" w:hAnsi="Malgun Gothic" w:eastAsia="Malgun Gothic"/>
+          <w:b w:val="0"/>
+          <w:i w:val="0"/>
           <w:sz w:val="21"/>
         </w:rPr>
-        <w:t>다시 학습하고 동일 테스트를 반복합니다.</w:t>
+        <w:t>5. 다시 학습하고 동일 테스트를 반복합니다.</w:t>
       </w:r>
     </w:p>
     <w:p>
@@ -1633,54 +2027,62 @@
     </w:p>
     <w:p>
       <w:pPr>
-        <w:pStyle w:val="ListNumber"/>
         <w:spacing w:after="80"/>
+        <w:ind w:left="360" w:hanging="288"/>
       </w:pPr>
       <w:r>
         <w:rPr>
           <w:rFonts w:ascii="Malgun Gothic" w:hAnsi="Malgun Gothic" w:eastAsia="Malgun Gothic"/>
+          <w:b w:val="0"/>
+          <w:i w:val="0"/>
           <w:sz w:val="21"/>
         </w:rPr>
-        <w:t>경쟁 의도와 구분되는 기준을 한 문장으로 설명합니다.</w:t>
+        <w:t>1. 경쟁 의도와 구분되는 기준을 한 문장으로 설명합니다.</w:t>
       </w:r>
     </w:p>
     <w:p>
       <w:pPr>
-        <w:pStyle w:val="ListNumber"/>
         <w:spacing w:after="80"/>
+        <w:ind w:left="360" w:hanging="288"/>
       </w:pPr>
       <w:r>
         <w:rPr>
           <w:rFonts w:ascii="Malgun Gothic" w:hAnsi="Malgun Gothic" w:eastAsia="Malgun Gothic"/>
+          <w:b w:val="0"/>
+          <w:i w:val="0"/>
           <w:sz w:val="21"/>
         </w:rPr>
-        <w:t>각 의도에 대표 표현·변형 표현·경계 표현이 있는지 확인합니다.</w:t>
+        <w:t>2. 각 의도에 대표 표현·변형 표현·경계 표현이 있는지 확인합니다.</w:t>
       </w:r>
     </w:p>
     <w:p>
       <w:pPr>
-        <w:pStyle w:val="ListNumber"/>
         <w:spacing w:after="80"/>
+        <w:ind w:left="360" w:hanging="288"/>
       </w:pPr>
       <w:r>
         <w:rPr>
           <w:rFonts w:ascii="Malgun Gothic" w:hAnsi="Malgun Gothic" w:eastAsia="Malgun Gothic"/>
+          <w:b w:val="0"/>
+          <w:i w:val="0"/>
           <w:sz w:val="21"/>
         </w:rPr>
-        <w:t>한 문장에 여러 의도를 섞은 학습문장이 없는지 확인합니다.</w:t>
+        <w:t>3. 한 문장에 여러 의도를 섞은 학습문장이 없는지 확인합니다.</w:t>
       </w:r>
     </w:p>
     <w:p>
       <w:pPr>
-        <w:pStyle w:val="ListNumber"/>
         <w:spacing w:after="80"/>
+        <w:ind w:left="360" w:hanging="288"/>
       </w:pPr>
       <w:r>
         <w:rPr>
           <w:rFonts w:ascii="Malgun Gothic" w:hAnsi="Malgun Gothic" w:eastAsia="Malgun Gothic"/>
+          <w:b w:val="0"/>
+          <w:i w:val="0"/>
           <w:sz w:val="21"/>
         </w:rPr>
-        <w:t>변경 전 성공 발화가 변경 후에도 유지되는지 재테스트합니다.</w:t>
+        <w:t>4. 변경 전 성공 발화가 변경 후에도 유지되는지 재테스트합니다.</w:t>
       </w:r>
     </w:p>
     <w:p>
@@ -1719,9 +2121,20 @@
       <w:r>
         <w:rPr>
           <w:rFonts w:ascii="Malgun Gothic" w:hAnsi="Malgun Gothic" w:eastAsia="Malgun Gothic"/>
+          <w:b/>
+          <w:i w:val="0"/>
           <w:sz w:val="21"/>
         </w:rPr>
-        <w:t>`Semantic - Vector Worker`: CGA Vector Worker 기본 모델과 Local Vector DB를 사용하는 유형</w:t>
+        <w:t>Semantic - Vector Worker</w:t>
+      </w:r>
+      <w:r>
+        <w:rPr>
+          <w:rFonts w:ascii="Malgun Gothic" w:hAnsi="Malgun Gothic" w:eastAsia="Malgun Gothic"/>
+          <w:b w:val="0"/>
+          <w:i w:val="0"/>
+          <w:sz w:val="21"/>
+        </w:rPr>
+        <w:t>: CGA Vector Worker 기본 모델과 Local Vector DB를 사용하는 유형</w:t>
       </w:r>
     </w:p>
     <w:p>
@@ -1732,9 +2145,20 @@
       <w:r>
         <w:rPr>
           <w:rFonts w:ascii="Malgun Gothic" w:hAnsi="Malgun Gothic" w:eastAsia="Malgun Gothic"/>
+          <w:b/>
+          <w:i w:val="0"/>
           <w:sz w:val="21"/>
         </w:rPr>
-        <w:t>`Semantic - External Embedding`: 외부 임베딩과 Local Vector DB를 연결하는 유형</w:t>
+        <w:t>Semantic - External Embedding</w:t>
+      </w:r>
+      <w:r>
+        <w:rPr>
+          <w:rFonts w:ascii="Malgun Gothic" w:hAnsi="Malgun Gothic" w:eastAsia="Malgun Gothic"/>
+          <w:b w:val="0"/>
+          <w:i w:val="0"/>
+          <w:sz w:val="21"/>
+        </w:rPr>
+        <w:t>: 외부 임베딩과 Local Vector DB를 연결하는 유형</w:t>
       </w:r>
     </w:p>
     <w:p>
@@ -1784,7 +2208,61 @@
           <w:i w:val="0"/>
           <w:sz w:val="21"/>
         </w:rPr>
-        <w:t>현재 코드에는 한국어 일반 문서용 `ko-sroberta`, 다국어·표·서식용 `multilingual-e5`, 긴 문서·약관용 `bge-m3` 등 외부 임베딩 선택지가 정의되어 있습니다. 실제 운영 선택은 문서 특성, 운영 연결, 임베딩 호환성을 함께 확인합니다.</w:t>
+        <w:t xml:space="preserve">현재 코드에는 한국어 일반 문서용 </w:t>
+      </w:r>
+      <w:r>
+        <w:rPr>
+          <w:rFonts w:ascii="Malgun Gothic" w:hAnsi="Malgun Gothic" w:eastAsia="Malgun Gothic"/>
+          <w:b/>
+          <w:i w:val="0"/>
+          <w:sz w:val="21"/>
+        </w:rPr>
+        <w:t>ko-sroberta</w:t>
+      </w:r>
+      <w:r>
+        <w:rPr>
+          <w:rFonts w:ascii="Malgun Gothic" w:hAnsi="Malgun Gothic" w:eastAsia="Malgun Gothic"/>
+          <w:b w:val="0"/>
+          <w:i w:val="0"/>
+          <w:sz w:val="21"/>
+        </w:rPr>
+        <w:t xml:space="preserve">, 다국어·표·서식용 </w:t>
+      </w:r>
+      <w:r>
+        <w:rPr>
+          <w:rFonts w:ascii="Malgun Gothic" w:hAnsi="Malgun Gothic" w:eastAsia="Malgun Gothic"/>
+          <w:b/>
+          <w:i w:val="0"/>
+          <w:sz w:val="21"/>
+        </w:rPr>
+        <w:t>multilingual-e5</w:t>
+      </w:r>
+      <w:r>
+        <w:rPr>
+          <w:rFonts w:ascii="Malgun Gothic" w:hAnsi="Malgun Gothic" w:eastAsia="Malgun Gothic"/>
+          <w:b w:val="0"/>
+          <w:i w:val="0"/>
+          <w:sz w:val="21"/>
+        </w:rPr>
+        <w:t xml:space="preserve">, 긴 문서·약관용 </w:t>
+      </w:r>
+      <w:r>
+        <w:rPr>
+          <w:rFonts w:ascii="Malgun Gothic" w:hAnsi="Malgun Gothic" w:eastAsia="Malgun Gothic"/>
+          <w:b/>
+          <w:i w:val="0"/>
+          <w:sz w:val="21"/>
+        </w:rPr>
+        <w:t>bge-m3</w:t>
+      </w:r>
+      <w:r>
+        <w:rPr>
+          <w:rFonts w:ascii="Malgun Gothic" w:hAnsi="Malgun Gothic" w:eastAsia="Malgun Gothic"/>
+          <w:b w:val="0"/>
+          <w:i w:val="0"/>
+          <w:sz w:val="21"/>
+        </w:rPr>
+        <w:t xml:space="preserve"> 등 외부 임베딩 선택지가 정의되어 있습니다. 실제 운영 선택은 문서 특성, 운영 연결, 임베딩 호환성을 함께 확인합니다.</w:t>
       </w:r>
     </w:p>
     <w:p>
@@ -1803,67 +2281,77 @@
     </w:p>
     <w:p>
       <w:pPr>
-        <w:pStyle w:val="ListNumber"/>
         <w:spacing w:after="80"/>
+        <w:ind w:left="360" w:hanging="288"/>
       </w:pPr>
       <w:r>
         <w:rPr>
           <w:rFonts w:ascii="Malgun Gothic" w:hAnsi="Malgun Gothic" w:eastAsia="Malgun Gothic"/>
+          <w:b w:val="0"/>
+          <w:i w:val="0"/>
           <w:sz w:val="21"/>
         </w:rPr>
-        <w:t>대표 질문과 표현을 준비합니다.</w:t>
+        <w:t>1. 대표 질문과 표현을 준비합니다.</w:t>
       </w:r>
     </w:p>
     <w:p>
       <w:pPr>
-        <w:pStyle w:val="ListNumber"/>
         <w:spacing w:after="80"/>
+        <w:ind w:left="360" w:hanging="288"/>
       </w:pPr>
       <w:r>
         <w:rPr>
           <w:rFonts w:ascii="Malgun Gothic" w:hAnsi="Malgun Gothic" w:eastAsia="Malgun Gothic"/>
+          <w:b w:val="0"/>
+          <w:i w:val="0"/>
           <w:sz w:val="21"/>
         </w:rPr>
-        <w:t>의도 또는 지식 데이터가 Vector DB에 반영되었는지 확인합니다.</w:t>
+        <w:t>2. 의도 또는 지식 데이터가 Vector DB에 반영되었는지 확인합니다.</w:t>
       </w:r>
     </w:p>
     <w:p>
       <w:pPr>
-        <w:pStyle w:val="ListNumber"/>
         <w:spacing w:after="80"/>
+        <w:ind w:left="360" w:hanging="288"/>
       </w:pPr>
       <w:r>
         <w:rPr>
           <w:rFonts w:ascii="Malgun Gothic" w:hAnsi="Malgun Gothic" w:eastAsia="Malgun Gothic"/>
+          <w:b w:val="0"/>
+          <w:i w:val="0"/>
           <w:sz w:val="21"/>
         </w:rPr>
-        <w:t>시뮬레이터에서 의미가 같은 표현과 다른 표현을 각각 테스트합니다.</w:t>
+        <w:t>3. 시뮬레이터에서 의미가 같은 표현과 다른 표현을 각각 테스트합니다.</w:t>
       </w:r>
     </w:p>
     <w:p>
       <w:pPr>
-        <w:pStyle w:val="ListNumber"/>
         <w:spacing w:after="80"/>
+        <w:ind w:left="360" w:hanging="288"/>
       </w:pPr>
       <w:r>
         <w:rPr>
           <w:rFonts w:ascii="Malgun Gothic" w:hAnsi="Malgun Gothic" w:eastAsia="Malgun Gothic"/>
+          <w:b w:val="0"/>
+          <w:i w:val="0"/>
           <w:sz w:val="21"/>
         </w:rPr>
-        <w:t>검색 결과, 유사도, 임계값, 인덱스 상태를 확인합니다.</w:t>
+        <w:t>4. 검색 결과, 유사도, 임계값, 인덱스 상태를 확인합니다.</w:t>
       </w:r>
     </w:p>
     <w:p>
       <w:pPr>
-        <w:pStyle w:val="ListNumber"/>
         <w:spacing w:after="80"/>
+        <w:ind w:left="360" w:hanging="288"/>
       </w:pPr>
       <w:r>
         <w:rPr>
           <w:rFonts w:ascii="Malgun Gothic" w:hAnsi="Malgun Gothic" w:eastAsia="Malgun Gothic"/>
+          <w:b w:val="0"/>
+          <w:i w:val="0"/>
           <w:sz w:val="21"/>
         </w:rPr>
-        <w:t>검색이 맞지 않으면 데이터·임베딩·인덱스 조합을 함께 점검합니다.</w:t>
+        <w:t>5. 검색이 맞지 않으면 데이터·임베딩·인덱스 조합을 함께 점검합니다.</w:t>
       </w:r>
     </w:p>
     <w:p>
@@ -1879,54 +2367,62 @@
     </w:p>
     <w:p>
       <w:pPr>
-        <w:pStyle w:val="ListNumber"/>
         <w:spacing w:after="80"/>
+        <w:ind w:left="360" w:hanging="288"/>
       </w:pPr>
       <w:r>
         <w:rPr>
           <w:rFonts w:ascii="Malgun Gothic" w:hAnsi="Malgun Gothic" w:eastAsia="Malgun Gothic"/>
+          <w:b w:val="0"/>
+          <w:i w:val="0"/>
           <w:sz w:val="21"/>
         </w:rPr>
-        <w:t>임베딩 모델과 검색 대상 데이터가 호환되는지 확인합니다.</w:t>
+        <w:t>1. 임베딩 모델과 검색 대상 데이터가 호환되는지 확인합니다.</w:t>
       </w:r>
     </w:p>
     <w:p>
       <w:pPr>
-        <w:pStyle w:val="ListNumber"/>
         <w:spacing w:after="80"/>
+        <w:ind w:left="360" w:hanging="288"/>
       </w:pPr>
       <w:r>
         <w:rPr>
           <w:rFonts w:ascii="Malgun Gothic" w:hAnsi="Malgun Gothic" w:eastAsia="Malgun Gothic"/>
+          <w:b w:val="0"/>
+          <w:i w:val="0"/>
           <w:sz w:val="21"/>
         </w:rPr>
-        <w:t>Index 이름과 연결 대상이 현재 봇·버전과 일치하는지 확인합니다.</w:t>
+        <w:t>2. Index 이름과 연결 대상이 현재 봇·버전과 일치하는지 확인합니다.</w:t>
       </w:r>
     </w:p>
     <w:p>
       <w:pPr>
-        <w:pStyle w:val="ListNumber"/>
         <w:spacing w:after="80"/>
+        <w:ind w:left="360" w:hanging="288"/>
       </w:pPr>
       <w:r>
         <w:rPr>
           <w:rFonts w:ascii="Malgun Gothic" w:hAnsi="Malgun Gothic" w:eastAsia="Malgun Gothic"/>
+          <w:b w:val="0"/>
+          <w:i w:val="0"/>
           <w:sz w:val="21"/>
         </w:rPr>
-        <w:t>외부 검색 API를 사용하는 경우 응답 규격과 인증 설정을 담당자에게 확인합니다.</w:t>
+        <w:t>3. 외부 검색 API를 사용하는 경우 응답 규격과 인증 설정을 담당자에게 확인합니다.</w:t>
       </w:r>
     </w:p>
     <w:p>
       <w:pPr>
-        <w:pStyle w:val="ListNumber"/>
         <w:spacing w:after="80"/>
+        <w:ind w:left="360" w:hanging="288"/>
       </w:pPr>
       <w:r>
         <w:rPr>
           <w:rFonts w:ascii="Malgun Gothic" w:hAnsi="Malgun Gothic" w:eastAsia="Malgun Gothic"/>
+          <w:b w:val="0"/>
+          <w:i w:val="0"/>
           <w:sz w:val="21"/>
         </w:rPr>
-        <w:t>인덱스가 갱신되기 전 결과를 새 데이터의 품질로 해석하지 않습니다.</w:t>
+        <w:t>4. 인덱스가 갱신되기 전 결과를 새 데이터의 품질로 해석하지 않습니다.</w:t>
       </w:r>
     </w:p>
     <w:p>
@@ -1965,7 +2461,43 @@
           <w:i w:val="0"/>
           <w:sz w:val="21"/>
         </w:rPr>
-        <w:t>LLM Engine을 선택하면 LLM Provider와 Provider별 세부 모델을 설정할 수 있습니다. 화면에서 확인된 Provider 선택지는 Gemini, ChatGPT, Claude, Groq, Cerebras, Mistral, Ollama, OpenRouter입니다. 예를 들어 ChatGPT를 선택하면 `GPT-4o mini (기본)`과 `GPT-4o (고품질)`이 표시됩니다. Provider와 모델 목록은 운영 설정에 따라 달라질 수 있으며, Ollama를 사용하는 경우 별도 주소 입력 항목이 표시될 수 있습니다.</w:t>
+        <w:t xml:space="preserve">LLM Engine을 선택하면 LLM Provider와 Provider별 세부 모델을 설정할 수 있습니다. 화면에서 확인된 Provider 선택지는 Gemini, ChatGPT, Claude, Groq, Cerebras, Mistral, Ollama, OpenRouter입니다. 예를 들어 ChatGPT를 선택하면 </w:t>
+      </w:r>
+      <w:r>
+        <w:rPr>
+          <w:rFonts w:ascii="Malgun Gothic" w:hAnsi="Malgun Gothic" w:eastAsia="Malgun Gothic"/>
+          <w:b/>
+          <w:i w:val="0"/>
+          <w:sz w:val="21"/>
+        </w:rPr>
+        <w:t>GPT-4o mini (기본)</w:t>
+      </w:r>
+      <w:r>
+        <w:rPr>
+          <w:rFonts w:ascii="Malgun Gothic" w:hAnsi="Malgun Gothic" w:eastAsia="Malgun Gothic"/>
+          <w:b w:val="0"/>
+          <w:i w:val="0"/>
+          <w:sz w:val="21"/>
+        </w:rPr>
+        <w:t xml:space="preserve">과 </w:t>
+      </w:r>
+      <w:r>
+        <w:rPr>
+          <w:rFonts w:ascii="Malgun Gothic" w:hAnsi="Malgun Gothic" w:eastAsia="Malgun Gothic"/>
+          <w:b/>
+          <w:i w:val="0"/>
+          <w:sz w:val="21"/>
+        </w:rPr>
+        <w:t>GPT-4o (고품질)</w:t>
+      </w:r>
+      <w:r>
+        <w:rPr>
+          <w:rFonts w:ascii="Malgun Gothic" w:hAnsi="Malgun Gothic" w:eastAsia="Malgun Gothic"/>
+          <w:b w:val="0"/>
+          <w:i w:val="0"/>
+          <w:sz w:val="21"/>
+        </w:rPr>
+        <w:t>이 표시됩니다. Provider와 모델 목록은 운영 설정에 따라 달라질 수 있으며, Ollama를 사용하는 경우 별도 주소 입력 항목이 표시될 수 있습니다.</w:t>
       </w:r>
     </w:p>
     <w:p>
@@ -2001,6 +2533,8 @@
       <w:r>
         <w:rPr>
           <w:rFonts w:ascii="Malgun Gothic" w:hAnsi="Malgun Gothic" w:eastAsia="Malgun Gothic"/>
+          <w:b w:val="0"/>
+          <w:i w:val="0"/>
           <w:sz w:val="21"/>
         </w:rPr>
         <w:t>LLM Engine 답변: LLM이 답변을 생성하는 방식</w:t>
@@ -2014,6 +2548,8 @@
       <w:r>
         <w:rPr>
           <w:rFonts w:ascii="Malgun Gothic" w:hAnsi="Malgun Gothic" w:eastAsia="Malgun Gothic"/>
+          <w:b w:val="0"/>
+          <w:i w:val="0"/>
           <w:sz w:val="21"/>
         </w:rPr>
         <w:t>LLM Engine RAG 답변: 검색된 지식과 LLM을 함께 사용하는 방식</w:t>
@@ -2027,6 +2563,8 @@
       <w:r>
         <w:rPr>
           <w:rFonts w:ascii="Malgun Gothic" w:hAnsi="Malgun Gothic" w:eastAsia="Malgun Gothic"/>
+          <w:b w:val="0"/>
+          <w:i w:val="0"/>
           <w:sz w:val="21"/>
         </w:rPr>
         <w:t>정해진 답변: 미리 정의된 답변을 사용하는 방식</w:t>
@@ -2059,67 +2597,77 @@
     </w:p>
     <w:p>
       <w:pPr>
-        <w:pStyle w:val="ListNumber"/>
         <w:spacing w:after="80"/>
+        <w:ind w:left="360" w:hanging="288"/>
       </w:pPr>
       <w:r>
         <w:rPr>
           <w:rFonts w:ascii="Malgun Gothic" w:hAnsi="Malgun Gothic" w:eastAsia="Malgun Gothic"/>
+          <w:b w:val="0"/>
+          <w:i w:val="0"/>
           <w:sz w:val="21"/>
         </w:rPr>
-        <w:t>대표 질문, 모호한 질문, 금지 또는 예외 질문을 준비합니다.</w:t>
+        <w:t>1. 대표 질문, 모호한 질문, 금지 또는 예외 질문을 준비합니다.</w:t>
       </w:r>
     </w:p>
     <w:p>
       <w:pPr>
-        <w:pStyle w:val="ListNumber"/>
         <w:spacing w:after="80"/>
+        <w:ind w:left="360" w:hanging="288"/>
       </w:pPr>
       <w:r>
         <w:rPr>
           <w:rFonts w:ascii="Malgun Gothic" w:hAnsi="Malgun Gothic" w:eastAsia="Malgun Gothic"/>
+          <w:b w:val="0"/>
+          <w:i w:val="0"/>
           <w:sz w:val="21"/>
         </w:rPr>
-        <w:t>Provider와 세부 모델을 고정합니다.</w:t>
+        <w:t>2. Provider와 세부 모델을 고정합니다.</w:t>
       </w:r>
     </w:p>
     <w:p>
       <w:pPr>
-        <w:pStyle w:val="ListNumber"/>
         <w:spacing w:after="80"/>
+        <w:ind w:left="360" w:hanging="288"/>
       </w:pPr>
       <w:r>
         <w:rPr>
           <w:rFonts w:ascii="Malgun Gothic" w:hAnsi="Malgun Gothic" w:eastAsia="Malgun Gothic"/>
+          <w:b w:val="0"/>
+          <w:i w:val="0"/>
           <w:sz w:val="21"/>
         </w:rPr>
-        <w:t>동일 입력을 반복해 응답 일관성을 확인합니다.</w:t>
+        <w:t>3. 동일 입력을 반복해 응답 일관성을 확인합니다.</w:t>
       </w:r>
     </w:p>
     <w:p>
       <w:pPr>
-        <w:pStyle w:val="ListNumber"/>
         <w:spacing w:after="80"/>
+        <w:ind w:left="360" w:hanging="288"/>
       </w:pPr>
       <w:r>
         <w:rPr>
           <w:rFonts w:ascii="Malgun Gothic" w:hAnsi="Malgun Gothic" w:eastAsia="Malgun Gothic"/>
+          <w:b w:val="0"/>
+          <w:i w:val="0"/>
           <w:sz w:val="21"/>
         </w:rPr>
-        <w:t>지시문 준수 여부와 답변 근거를 확인합니다.</w:t>
+        <w:t>4. 지시문 준수 여부와 답변 근거를 확인합니다.</w:t>
       </w:r>
     </w:p>
     <w:p>
       <w:pPr>
-        <w:pStyle w:val="ListNumber"/>
         <w:spacing w:after="80"/>
+        <w:ind w:left="360" w:hanging="288"/>
       </w:pPr>
       <w:r>
         <w:rPr>
           <w:rFonts w:ascii="Malgun Gothic" w:hAnsi="Malgun Gothic" w:eastAsia="Malgun Gothic"/>
+          <w:b w:val="0"/>
+          <w:i w:val="0"/>
           <w:sz w:val="21"/>
         </w:rPr>
-        <w:t>지연·비용·실패 응답을 기록합니다.</w:t>
+        <w:t>5. 지연·비용·실패 응답을 기록합니다.</w:t>
       </w:r>
     </w:p>
     <w:p>
@@ -2135,54 +2683,62 @@
     </w:p>
     <w:p>
       <w:pPr>
-        <w:pStyle w:val="ListNumber"/>
         <w:spacing w:after="80"/>
+        <w:ind w:left="360" w:hanging="288"/>
       </w:pPr>
       <w:r>
         <w:rPr>
           <w:rFonts w:ascii="Malgun Gothic" w:hAnsi="Malgun Gothic" w:eastAsia="Malgun Gothic"/>
+          <w:b w:val="0"/>
+          <w:i w:val="0"/>
           <w:sz w:val="21"/>
         </w:rPr>
-        <w:t>Provider와 세부 모델을 변경 전·후에 기록합니다.</w:t>
+        <w:t>1. Provider와 세부 모델을 변경 전·후에 기록합니다.</w:t>
       </w:r>
     </w:p>
     <w:p>
       <w:pPr>
-        <w:pStyle w:val="ListNumber"/>
         <w:spacing w:after="80"/>
+        <w:ind w:left="360" w:hanging="288"/>
       </w:pPr>
       <w:r>
         <w:rPr>
           <w:rFonts w:ascii="Malgun Gothic" w:hAnsi="Malgun Gothic" w:eastAsia="Malgun Gothic"/>
+          <w:b w:val="0"/>
+          <w:i w:val="0"/>
           <w:sz w:val="21"/>
         </w:rPr>
-        <w:t>동일한 입력·지시문·답변 방식을 사용해 비교합니다.</w:t>
+        <w:t>2. 동일한 입력·지시문·답변 방식을 사용해 비교합니다.</w:t>
       </w:r>
     </w:p>
     <w:p>
       <w:pPr>
-        <w:pStyle w:val="ListNumber"/>
         <w:spacing w:after="80"/>
+        <w:ind w:left="360" w:hanging="288"/>
       </w:pPr>
       <w:r>
         <w:rPr>
           <w:rFonts w:ascii="Malgun Gothic" w:hAnsi="Malgun Gothic" w:eastAsia="Malgun Gothic"/>
+          <w:b w:val="0"/>
+          <w:i w:val="0"/>
           <w:sz w:val="21"/>
         </w:rPr>
-        <w:t>사실성, 형식 준수, 금지 응답, 실패 응답을 따로 확인합니다.</w:t>
+        <w:t>3. 사실성, 형식 준수, 금지 응답, 실패 응답을 따로 확인합니다.</w:t>
       </w:r>
     </w:p>
     <w:p>
       <w:pPr>
-        <w:pStyle w:val="ListNumber"/>
         <w:spacing w:after="80"/>
+        <w:ind w:left="360" w:hanging="288"/>
       </w:pPr>
       <w:r>
         <w:rPr>
           <w:rFonts w:ascii="Malgun Gothic" w:hAnsi="Malgun Gothic" w:eastAsia="Malgun Gothic"/>
+          <w:b w:val="0"/>
+          <w:i w:val="0"/>
           <w:sz w:val="21"/>
         </w:rPr>
-        <w:t>지연이나 비용이 중요한 업무라면 품질 결과와 함께 기록합니다.</w:t>
+        <w:t>4. 지연이나 비용이 중요한 업무라면 품질 결과와 함께 기록합니다.</w:t>
       </w:r>
     </w:p>
     <w:p>
@@ -2223,67 +2779,77 @@
     </w:p>
     <w:p>
       <w:pPr>
-        <w:pStyle w:val="ListNumber"/>
         <w:spacing w:after="80"/>
+        <w:ind w:left="360" w:hanging="288"/>
       </w:pPr>
       <w:r>
         <w:rPr>
           <w:rFonts w:ascii="Malgun Gothic" w:hAnsi="Malgun Gothic" w:eastAsia="Malgun Gothic"/>
+          <w:b w:val="0"/>
+          <w:i w:val="0"/>
           <w:sz w:val="21"/>
         </w:rPr>
-        <w:t>실패 발화를 모읍니다.</w:t>
+        <w:t>1. 실패 발화를 모읍니다.</w:t>
       </w:r>
     </w:p>
     <w:p>
       <w:pPr>
-        <w:pStyle w:val="ListNumber"/>
         <w:spacing w:after="80"/>
+        <w:ind w:left="360" w:hanging="288"/>
       </w:pPr>
       <w:r>
         <w:rPr>
           <w:rFonts w:ascii="Malgun Gothic" w:hAnsi="Malgun Gothic" w:eastAsia="Malgun Gothic"/>
+          <w:b w:val="0"/>
+          <w:i w:val="0"/>
           <w:sz w:val="21"/>
         </w:rPr>
-        <w:t>실제 적용된 분류 단계를 확인합니다.</w:t>
+        <w:t>2. 실제 적용된 분류 단계를 확인합니다.</w:t>
       </w:r>
     </w:p>
     <w:p>
       <w:pPr>
-        <w:pStyle w:val="ListNumber"/>
         <w:spacing w:after="80"/>
+        <w:ind w:left="360" w:hanging="288"/>
       </w:pPr>
       <w:r>
         <w:rPr>
           <w:rFonts w:ascii="Malgun Gothic" w:hAnsi="Malgun Gothic" w:eastAsia="Malgun Gothic"/>
+          <w:b w:val="0"/>
+          <w:i w:val="0"/>
           <w:sz w:val="21"/>
         </w:rPr>
-        <w:t>의도·검색·지시문·답변 중 어느 영역의 문제인지 분리합니다.</w:t>
+        <w:t>3. 의도·검색·지시문·답변 중 어느 영역의 문제인지 분리합니다.</w:t>
       </w:r>
     </w:p>
     <w:p>
       <w:pPr>
-        <w:pStyle w:val="ListNumber"/>
         <w:spacing w:after="80"/>
+        <w:ind w:left="360" w:hanging="288"/>
       </w:pPr>
       <w:r>
         <w:rPr>
           <w:rFonts w:ascii="Malgun Gothic" w:hAnsi="Malgun Gothic" w:eastAsia="Malgun Gothic"/>
+          <w:b w:val="0"/>
+          <w:i w:val="0"/>
           <w:sz w:val="21"/>
         </w:rPr>
-        <w:t>최소 범위의 데이터를 수정합니다.</w:t>
+        <w:t>4. 최소 범위의 데이터를 수정합니다.</w:t>
       </w:r>
     </w:p>
     <w:p>
       <w:pPr>
-        <w:pStyle w:val="ListNumber"/>
         <w:spacing w:after="80"/>
+        <w:ind w:left="360" w:hanging="288"/>
       </w:pPr>
       <w:r>
         <w:rPr>
           <w:rFonts w:ascii="Malgun Gothic" w:hAnsi="Malgun Gothic" w:eastAsia="Malgun Gothic"/>
+          <w:b w:val="0"/>
+          <w:i w:val="0"/>
           <w:sz w:val="21"/>
         </w:rPr>
-        <w:t>기존 성공 발화와 실패 발화를 함께 재테스트합니다.</w:t>
+        <w:t>5. 기존 성공 발화와 실패 발화를 함께 재테스트합니다.</w:t>
       </w:r>
     </w:p>
     <w:p>
@@ -2346,6 +2912,7 @@
               <w:rPr>
                 <w:rFonts w:ascii="Malgun Gothic" w:hAnsi="Malgun Gothic" w:eastAsia="Malgun Gothic"/>
                 <w:b/>
+                <w:i w:val="0"/>
                 <w:color w:val="1F4D78"/>
                 <w:sz w:val="18"/>
               </w:rPr>
@@ -2374,6 +2941,7 @@
               <w:rPr>
                 <w:rFonts w:ascii="Malgun Gothic" w:hAnsi="Malgun Gothic" w:eastAsia="Malgun Gothic"/>
                 <w:b/>
+                <w:i w:val="0"/>
                 <w:color w:val="1F4D78"/>
                 <w:sz w:val="18"/>
               </w:rPr>
@@ -2402,6 +2970,7 @@
               <w:rPr>
                 <w:rFonts w:ascii="Malgun Gothic" w:hAnsi="Malgun Gothic" w:eastAsia="Malgun Gothic"/>
                 <w:b/>
+                <w:i w:val="0"/>
                 <w:color w:val="1F4D78"/>
                 <w:sz w:val="18"/>
               </w:rPr>
@@ -2431,6 +3000,7 @@
               <w:rPr>
                 <w:rFonts w:ascii="Malgun Gothic" w:hAnsi="Malgun Gothic" w:eastAsia="Malgun Gothic"/>
                 <w:b w:val="0"/>
+                <w:i w:val="0"/>
                 <w:sz w:val="18"/>
               </w:rPr>
               <w:t>대표 발화</w:t>
@@ -2457,6 +3027,7 @@
               <w:rPr>
                 <w:rFonts w:ascii="Malgun Gothic" w:hAnsi="Malgun Gothic" w:eastAsia="Malgun Gothic"/>
                 <w:b w:val="0"/>
+                <w:i w:val="0"/>
                 <w:sz w:val="18"/>
               </w:rPr>
               <w:t>정상적인 주요 사용 경로 확인</w:t>
@@ -2483,6 +3054,7 @@
               <w:rPr>
                 <w:rFonts w:ascii="Malgun Gothic" w:hAnsi="Malgun Gothic" w:eastAsia="Malgun Gothic"/>
                 <w:b w:val="0"/>
+                <w:i w:val="0"/>
                 <w:sz w:val="18"/>
               </w:rPr>
               <w:t>자주 사용되는 표현</w:t>
@@ -2511,6 +3083,7 @@
               <w:rPr>
                 <w:rFonts w:ascii="Malgun Gothic" w:hAnsi="Malgun Gothic" w:eastAsia="Malgun Gothic"/>
                 <w:b w:val="0"/>
+                <w:i w:val="0"/>
                 <w:sz w:val="18"/>
               </w:rPr>
               <w:t>변형 발화</w:t>
@@ -2537,6 +3110,7 @@
               <w:rPr>
                 <w:rFonts w:ascii="Malgun Gothic" w:hAnsi="Malgun Gothic" w:eastAsia="Malgun Gothic"/>
                 <w:b w:val="0"/>
+                <w:i w:val="0"/>
                 <w:sz w:val="18"/>
               </w:rPr>
               <w:t>표현 변화에 대한 처리 확인</w:t>
@@ -2563,6 +3137,7 @@
               <w:rPr>
                 <w:rFonts w:ascii="Malgun Gothic" w:hAnsi="Malgun Gothic" w:eastAsia="Malgun Gothic"/>
                 <w:b w:val="0"/>
+                <w:i w:val="0"/>
                 <w:sz w:val="18"/>
               </w:rPr>
               <w:t>어순·말투·띄어쓰기 변화</w:t>
@@ -2591,6 +3166,7 @@
               <w:rPr>
                 <w:rFonts w:ascii="Malgun Gothic" w:hAnsi="Malgun Gothic" w:eastAsia="Malgun Gothic"/>
                 <w:b w:val="0"/>
+                <w:i w:val="0"/>
                 <w:sz w:val="18"/>
               </w:rPr>
               <w:t>경계 발화</w:t>
@@ -2617,6 +3193,7 @@
               <w:rPr>
                 <w:rFonts w:ascii="Malgun Gothic" w:hAnsi="Malgun Gothic" w:eastAsia="Malgun Gothic"/>
                 <w:b w:val="0"/>
+                <w:i w:val="0"/>
                 <w:sz w:val="18"/>
               </w:rPr>
               <w:t>경쟁 의도와 구분되는지 확인</w:t>
@@ -2643,6 +3220,7 @@
               <w:rPr>
                 <w:rFonts w:ascii="Malgun Gothic" w:hAnsi="Malgun Gothic" w:eastAsia="Malgun Gothic"/>
                 <w:b w:val="0"/>
+                <w:i w:val="0"/>
                 <w:sz w:val="18"/>
               </w:rPr>
               <w:t>비슷한 단어를 포함한 다른 요청</w:t>
@@ -2671,6 +3249,7 @@
               <w:rPr>
                 <w:rFonts w:ascii="Malgun Gothic" w:hAnsi="Malgun Gothic" w:eastAsia="Malgun Gothic"/>
                 <w:b w:val="0"/>
+                <w:i w:val="0"/>
                 <w:sz w:val="18"/>
               </w:rPr>
               <w:t>예외 발화</w:t>
@@ -2697,6 +3276,7 @@
               <w:rPr>
                 <w:rFonts w:ascii="Malgun Gothic" w:hAnsi="Malgun Gothic" w:eastAsia="Malgun Gothic"/>
                 <w:b w:val="0"/>
+                <w:i w:val="0"/>
                 <w:sz w:val="18"/>
               </w:rPr>
               <w:t>미지원·모호한 요청의 처리 확인</w:t>
@@ -2723,6 +3303,7 @@
               <w:rPr>
                 <w:rFonts w:ascii="Malgun Gothic" w:hAnsi="Malgun Gothic" w:eastAsia="Malgun Gothic"/>
                 <w:b w:val="0"/>
+                <w:i w:val="0"/>
                 <w:sz w:val="18"/>
               </w:rPr>
               <w:t>의도에 속하지 않는 질문</w:t>
@@ -2751,6 +3332,7 @@
               <w:rPr>
                 <w:rFonts w:ascii="Malgun Gothic" w:hAnsi="Malgun Gothic" w:eastAsia="Malgun Gothic"/>
                 <w:b w:val="0"/>
+                <w:i w:val="0"/>
                 <w:sz w:val="18"/>
               </w:rPr>
               <w:t>회귀 발화</w:t>
@@ -2777,6 +3359,7 @@
               <w:rPr>
                 <w:rFonts w:ascii="Malgun Gothic" w:hAnsi="Malgun Gothic" w:eastAsia="Malgun Gothic"/>
                 <w:b w:val="0"/>
+                <w:i w:val="0"/>
                 <w:sz w:val="18"/>
               </w:rPr>
               <w:t>변경 전 성공 결과의 유지 확인</w:t>
@@ -2803,6 +3386,7 @@
               <w:rPr>
                 <w:rFonts w:ascii="Malgun Gothic" w:hAnsi="Malgun Gothic" w:eastAsia="Malgun Gothic"/>
                 <w:b w:val="0"/>
+                <w:i w:val="0"/>
                 <w:sz w:val="18"/>
               </w:rPr>
               <w:t>이전에 성공한 발화</w:t>
@@ -2872,6 +3456,7 @@
               <w:rPr>
                 <w:rFonts w:ascii="Malgun Gothic" w:hAnsi="Malgun Gothic" w:eastAsia="Malgun Gothic"/>
                 <w:b/>
+                <w:i w:val="0"/>
                 <w:color w:val="1F4D78"/>
                 <w:sz w:val="18"/>
               </w:rPr>
@@ -2900,6 +3485,7 @@
               <w:rPr>
                 <w:rFonts w:ascii="Malgun Gothic" w:hAnsi="Malgun Gothic" w:eastAsia="Malgun Gothic"/>
                 <w:b/>
+                <w:i w:val="0"/>
                 <w:color w:val="1F4D78"/>
                 <w:sz w:val="18"/>
               </w:rPr>
@@ -2928,6 +3514,7 @@
               <w:rPr>
                 <w:rFonts w:ascii="Malgun Gothic" w:hAnsi="Malgun Gothic" w:eastAsia="Malgun Gothic"/>
                 <w:b/>
+                <w:i w:val="0"/>
                 <w:color w:val="1F4D78"/>
                 <w:sz w:val="18"/>
               </w:rPr>
@@ -2957,6 +3544,7 @@
               <w:rPr>
                 <w:rFonts w:ascii="Malgun Gothic" w:hAnsi="Malgun Gothic" w:eastAsia="Malgun Gothic"/>
                 <w:b w:val="0"/>
+                <w:i w:val="0"/>
                 <w:sz w:val="18"/>
               </w:rPr>
               <w:t>예상 의도로 분류되지 않음</w:t>
@@ -2983,6 +3571,7 @@
               <w:rPr>
                 <w:rFonts w:ascii="Malgun Gothic" w:hAnsi="Malgun Gothic" w:eastAsia="Malgun Gothic"/>
                 <w:b w:val="0"/>
+                <w:i w:val="0"/>
                 <w:sz w:val="18"/>
               </w:rPr>
               <w:t>봇·버전·엔진·데이터 상태</w:t>
@@ -3009,6 +3598,7 @@
               <w:rPr>
                 <w:rFonts w:ascii="Malgun Gothic" w:hAnsi="Malgun Gothic" w:eastAsia="Malgun Gothic"/>
                 <w:b w:val="0"/>
+                <w:i w:val="0"/>
                 <w:sz w:val="18"/>
               </w:rPr>
               <w:t>대표·경계 발화와 경쟁 의도를 함께 검토</w:t>
@@ -3037,6 +3627,7 @@
               <w:rPr>
                 <w:rFonts w:ascii="Malgun Gothic" w:hAnsi="Malgun Gothic" w:eastAsia="Malgun Gothic"/>
                 <w:b w:val="0"/>
+                <w:i w:val="0"/>
                 <w:sz w:val="18"/>
               </w:rPr>
               <w:t>Semantic 검색 결과가 없음</w:t>
@@ -3063,6 +3654,7 @@
               <w:rPr>
                 <w:rFonts w:ascii="Malgun Gothic" w:hAnsi="Malgun Gothic" w:eastAsia="Malgun Gothic"/>
                 <w:b w:val="0"/>
+                <w:i w:val="0"/>
                 <w:sz w:val="18"/>
               </w:rPr>
               <w:t>Vector DB, Index, 임베딩 호환성</w:t>
@@ -3089,6 +3681,7 @@
               <w:rPr>
                 <w:rFonts w:ascii="Malgun Gothic" w:hAnsi="Malgun Gothic" w:eastAsia="Malgun Gothic"/>
                 <w:b w:val="0"/>
+                <w:i w:val="0"/>
                 <w:sz w:val="18"/>
               </w:rPr>
               <w:t>연결·인덱스·데이터 반영 상태 확인</w:t>
@@ -3117,6 +3710,7 @@
               <w:rPr>
                 <w:rFonts w:ascii="Malgun Gothic" w:hAnsi="Malgun Gothic" w:eastAsia="Malgun Gothic"/>
                 <w:b w:val="0"/>
+                <w:i w:val="0"/>
                 <w:sz w:val="18"/>
               </w:rPr>
               <w:t>LLM 답변이 흔들림</w:t>
@@ -3143,6 +3737,7 @@
               <w:rPr>
                 <w:rFonts w:ascii="Malgun Gothic" w:hAnsi="Malgun Gothic" w:eastAsia="Malgun Gothic"/>
                 <w:b w:val="0"/>
+                <w:i w:val="0"/>
                 <w:sz w:val="18"/>
               </w:rPr>
               <w:t>Provider, 모델, 지시문, 입력</w:t>
@@ -3169,6 +3764,7 @@
               <w:rPr>
                 <w:rFonts w:ascii="Malgun Gothic" w:hAnsi="Malgun Gothic" w:eastAsia="Malgun Gothic"/>
                 <w:b w:val="0"/>
+                <w:i w:val="0"/>
                 <w:sz w:val="18"/>
               </w:rPr>
               <w:t>동일 테스트 세트로 비교하고 지시문을 좁힘</w:t>
@@ -3197,6 +3793,7 @@
               <w:rPr>
                 <w:rFonts w:ascii="Malgun Gothic" w:hAnsi="Malgun Gothic" w:eastAsia="Malgun Gothic"/>
                 <w:b w:val="0"/>
+                <w:i w:val="0"/>
                 <w:sz w:val="18"/>
               </w:rPr>
               <w:t>학습 또는 준비 상태가 완료되지 않음</w:t>
@@ -3223,6 +3820,7 @@
               <w:rPr>
                 <w:rFonts w:ascii="Malgun Gothic" w:hAnsi="Malgun Gothic" w:eastAsia="Malgun Gothic"/>
                 <w:b w:val="0"/>
+                <w:i w:val="0"/>
                 <w:sz w:val="18"/>
               </w:rPr>
               <w:t>학습 이력, 오류 메시지, 선택 조합</w:t>
@@ -3249,6 +3847,7 @@
               <w:rPr>
                 <w:rFonts w:ascii="Malgun Gothic" w:hAnsi="Malgun Gothic" w:eastAsia="Malgun Gothic"/>
                 <w:b w:val="0"/>
+                <w:i w:val="0"/>
                 <w:sz w:val="18"/>
               </w:rPr>
               <w:t>화면 상태를 기록하고 운영 담당자에게 전달</w:t>
@@ -3277,9 +3876,29 @@
       <w:r>
         <w:rPr>
           <w:rFonts w:ascii="Malgun Gothic" w:hAnsi="Malgun Gothic" w:eastAsia="Malgun Gothic"/>
+          <w:b w:val="0"/>
+          <w:i w:val="0"/>
           <w:sz w:val="21"/>
         </w:rPr>
-        <w:t>증상: 학습 요청은 Queue에 등록됐지만 새로고침 후 `미학습`으로 유지됨</w:t>
+        <w:t xml:space="preserve">증상: 학습 요청은 Queue에 등록됐지만 새로고침 후 </w:t>
+      </w:r>
+      <w:r>
+        <w:rPr>
+          <w:rFonts w:ascii="Malgun Gothic" w:hAnsi="Malgun Gothic" w:eastAsia="Malgun Gothic"/>
+          <w:b/>
+          <w:i w:val="0"/>
+          <w:sz w:val="21"/>
+        </w:rPr>
+        <w:t>미학습</w:t>
+      </w:r>
+      <w:r>
+        <w:rPr>
+          <w:rFonts w:ascii="Malgun Gothic" w:hAnsi="Malgun Gothic" w:eastAsia="Malgun Gothic"/>
+          <w:b w:val="0"/>
+          <w:i w:val="0"/>
+          <w:sz w:val="21"/>
+        </w:rPr>
+        <w:t>으로 유지됨</w:t>
       </w:r>
     </w:p>
     <w:p>
@@ -3290,9 +3909,38 @@
       <w:r>
         <w:rPr>
           <w:rFonts w:ascii="Malgun Gothic" w:hAnsi="Malgun Gothic" w:eastAsia="Malgun Gothic"/>
+          <w:b w:val="0"/>
+          <w:i w:val="0"/>
           <w:sz w:val="21"/>
         </w:rPr>
-        <w:t>시뮬레이터 결과: `의도 미분류`, `학습 문장이 없어 의도 분류를 수행할 수 없습니다.`</w:t>
+        <w:t xml:space="preserve">시뮬레이터 결과: </w:t>
+      </w:r>
+      <w:r>
+        <w:rPr>
+          <w:rFonts w:ascii="Malgun Gothic" w:hAnsi="Malgun Gothic" w:eastAsia="Malgun Gothic"/>
+          <w:b/>
+          <w:i w:val="0"/>
+          <w:sz w:val="21"/>
+        </w:rPr>
+        <w:t>의도 미분류</w:t>
+      </w:r>
+      <w:r>
+        <w:rPr>
+          <w:rFonts w:ascii="Malgun Gothic" w:hAnsi="Malgun Gothic" w:eastAsia="Malgun Gothic"/>
+          <w:b w:val="0"/>
+          <w:i w:val="0"/>
+          <w:sz w:val="21"/>
+        </w:rPr>
+        <w:t xml:space="preserve">, </w:t>
+      </w:r>
+      <w:r>
+        <w:rPr>
+          <w:rFonts w:ascii="Malgun Gothic" w:hAnsi="Malgun Gothic" w:eastAsia="Malgun Gothic"/>
+          <w:b/>
+          <w:i w:val="0"/>
+          <w:sz w:val="21"/>
+        </w:rPr>
+        <w:t>학습 문장이 없어 의도 분류를 수행할 수 없습니다.</w:t>
       </w:r>
     </w:p>
     <w:p>
@@ -3303,6 +3951,8 @@
       <w:r>
         <w:rPr>
           <w:rFonts w:ascii="Malgun Gothic" w:hAnsi="Malgun Gothic" w:eastAsia="Malgun Gothic"/>
+          <w:b w:val="0"/>
+          <w:i w:val="0"/>
           <w:sz w:val="21"/>
         </w:rPr>
         <w:t>판단: 학습문장 저장 성공과 ML 학습 완료는 별개의 상태이므로, 학습 완료 전에는 분류 품질을 평가하지 않음</w:t>
@@ -3316,6 +3966,8 @@
       <w:r>
         <w:rPr>
           <w:rFonts w:ascii="Malgun Gothic" w:hAnsi="Malgun Gothic" w:eastAsia="Malgun Gothic"/>
+          <w:b w:val="0"/>
+          <w:i w:val="0"/>
           <w:sz w:val="21"/>
         </w:rPr>
         <w:t>조치: 학습 이력의 완료 상태를 확인하고, 이력이 없으면 운영 담당자에게 봇·버전·엔진·요청 시각을 전달</w:t>
@@ -3343,6 +3995,2058 @@
           <w:i w:val="0"/>
           <w:sz w:val="21"/>
         </w:rPr>
+        <w:t>11. 학습·인덱싱 실행과 상태 판정</w:t>
+      </w:r>
+    </w:p>
+    <w:p>
+      <w:r>
+        <w:rPr>
+          <w:rFonts w:ascii="Malgun Gothic" w:hAnsi="Malgun Gothic" w:eastAsia="Malgun Gothic"/>
+          <w:b w:val="0"/>
+          <w:i w:val="0"/>
+          <w:sz w:val="21"/>
+        </w:rPr>
+        <w:t>학습 버튼을 누른 시점과 엔진이 사용할 결과가 준비된 시점은 다를 수 있습니다. 요청 메시지만으로 성공을 판단하지 않습니다.</w:t>
+      </w:r>
+    </w:p>
+    <w:p>
+      <w:pPr>
+        <w:pStyle w:val="Heading2"/>
+      </w:pPr>
+      <w:r>
+        <w:rPr>
+          <w:rFonts w:ascii="Malgun Gothic" w:hAnsi="Malgun Gothic" w:eastAsia="Malgun Gothic"/>
+          <w:b/>
+          <w:i w:val="0"/>
+          <w:sz w:val="21"/>
+        </w:rPr>
+        <w:t>11.1 실행 전 확인</w:t>
+      </w:r>
+    </w:p>
+    <w:p>
+      <w:pPr>
+        <w:pStyle w:val="ListBullet"/>
+        <w:spacing w:after="80"/>
+      </w:pPr>
+      <w:r>
+        <w:rPr>
+          <w:rFonts w:ascii="Malgun Gothic" w:hAnsi="Malgun Gothic" w:eastAsia="Malgun Gothic"/>
+          <w:b w:val="0"/>
+          <w:i w:val="0"/>
+          <w:sz w:val="21"/>
+        </w:rPr>
+        <w:t>현재 봇 UUID와 버전이 맞는가</w:t>
+      </w:r>
+    </w:p>
+    <w:p>
+      <w:pPr>
+        <w:pStyle w:val="ListBullet"/>
+        <w:spacing w:after="80"/>
+      </w:pPr>
+      <w:r>
+        <w:rPr>
+          <w:rFonts w:ascii="Malgun Gothic" w:hAnsi="Malgun Gothic" w:eastAsia="Malgun Gothic"/>
+          <w:b w:val="0"/>
+          <w:i w:val="0"/>
+          <w:sz w:val="21"/>
+        </w:rPr>
+        <w:t>의도·학습문장·개체·사전·QA 변경이 저장되었는가</w:t>
+      </w:r>
+    </w:p>
+    <w:p>
+      <w:pPr>
+        <w:pStyle w:val="ListBullet"/>
+        <w:spacing w:after="80"/>
+      </w:pPr>
+      <w:r>
+        <w:rPr>
+          <w:rFonts w:ascii="Malgun Gothic" w:hAnsi="Malgun Gothic" w:eastAsia="Malgun Gothic"/>
+          <w:b w:val="0"/>
+          <w:i w:val="0"/>
+          <w:sz w:val="21"/>
+        </w:rPr>
+        <w:t>선택한 엔진과 모델이 화면에서 지원 상태인가</w:t>
+      </w:r>
+    </w:p>
+    <w:p>
+      <w:pPr>
+        <w:pStyle w:val="ListBullet"/>
+        <w:spacing w:after="80"/>
+      </w:pPr>
+      <w:r>
+        <w:rPr>
+          <w:rFonts w:ascii="Malgun Gothic" w:hAnsi="Malgun Gothic" w:eastAsia="Malgun Gothic"/>
+          <w:b w:val="0"/>
+          <w:i w:val="0"/>
+          <w:sz w:val="21"/>
+        </w:rPr>
+        <w:t>Semantic의 Index와 Vector Worker 연결이 준비되었는가</w:t>
+      </w:r>
+    </w:p>
+    <w:p>
+      <w:pPr>
+        <w:pStyle w:val="ListBullet"/>
+        <w:spacing w:after="80"/>
+      </w:pPr>
+      <w:r>
+        <w:rPr>
+          <w:rFonts w:ascii="Malgun Gothic" w:hAnsi="Malgun Gothic" w:eastAsia="Malgun Gothic"/>
+          <w:b w:val="0"/>
+          <w:i w:val="0"/>
+          <w:sz w:val="21"/>
+        </w:rPr>
+        <w:t>LLM Provider의 운영 설정이 준비되었는가</w:t>
+      </w:r>
+    </w:p>
+    <w:p>
+      <w:pPr>
+        <w:pStyle w:val="ListBullet"/>
+        <w:spacing w:after="80"/>
+      </w:pPr>
+      <w:r>
+        <w:rPr>
+          <w:rFonts w:ascii="Malgun Gothic" w:hAnsi="Malgun Gothic" w:eastAsia="Malgun Gothic"/>
+          <w:b w:val="0"/>
+          <w:i w:val="0"/>
+          <w:sz w:val="21"/>
+        </w:rPr>
+        <w:t>기존 성공 테스트 세트를 보존했는가</w:t>
+      </w:r>
+    </w:p>
+    <w:p>
+      <w:pPr>
+        <w:pStyle w:val="Heading2"/>
+      </w:pPr>
+      <w:r>
+        <w:rPr>
+          <w:rFonts w:ascii="Malgun Gothic" w:hAnsi="Malgun Gothic" w:eastAsia="Malgun Gothic"/>
+          <w:b/>
+          <w:i w:val="0"/>
+          <w:sz w:val="21"/>
+        </w:rPr>
+        <w:t>11.2 엔진별 처리</w:t>
+      </w:r>
+    </w:p>
+    <w:tbl>
+      <w:tblPr>
+        <w:tblStyle w:val="TableGrid"/>
+        <w:tblW w:type="dxa" w:w="9360"/>
+        <w:jc w:val="left"/>
+        <w:tblLayout w:type="fixed"/>
+        <w:tblLook w:firstColumn="1" w:firstRow="1" w:lastColumn="0" w:lastRow="0" w:noHBand="0" w:noVBand="1" w:val="04A0"/>
+      </w:tblPr>
+      <w:tblGrid>
+        <w:gridCol w:w="3120"/>
+        <w:gridCol w:w="3120"/>
+        <w:gridCol w:w="3120"/>
+      </w:tblGrid>
+      <w:tr>
+        <w:tc>
+          <w:tcPr>
+            <w:tcW w:type="dxa" w:w="3120"/>
+            <w:vAlign w:val="center"/>
+            <w:tcMar>
+              <w:top w:w="80" w:type="dxa"/>
+              <w:start w:w="120" w:type="dxa"/>
+              <w:bottom w:w="80" w:type="dxa"/>
+              <w:end w:w="120" w:type="dxa"/>
+            </w:tcMar>
+            <w:shd w:fill="E8EEF5"/>
+          </w:tcPr>
+          <w:p>
+            <w:pPr>
+              <w:spacing w:after="40"/>
+            </w:pPr>
+            <w:r/>
+            <w:r>
+              <w:rPr>
+                <w:rFonts w:ascii="Malgun Gothic" w:hAnsi="Malgun Gothic" w:eastAsia="Malgun Gothic"/>
+                <w:b/>
+                <w:i w:val="0"/>
+                <w:color w:val="1F4D78"/>
+                <w:sz w:val="18"/>
+              </w:rPr>
+              <w:t>엔진</w:t>
+            </w:r>
+          </w:p>
+        </w:tc>
+        <w:tc>
+          <w:tcPr>
+            <w:tcW w:type="dxa" w:w="3120"/>
+            <w:vAlign w:val="center"/>
+            <w:tcMar>
+              <w:top w:w="80" w:type="dxa"/>
+              <w:start w:w="120" w:type="dxa"/>
+              <w:bottom w:w="80" w:type="dxa"/>
+              <w:end w:w="120" w:type="dxa"/>
+            </w:tcMar>
+            <w:shd w:fill="E8EEF5"/>
+          </w:tcPr>
+          <w:p>
+            <w:pPr>
+              <w:spacing w:after="40"/>
+            </w:pPr>
+            <w:r/>
+            <w:r>
+              <w:rPr>
+                <w:rFonts w:ascii="Malgun Gothic" w:hAnsi="Malgun Gothic" w:eastAsia="Malgun Gothic"/>
+                <w:b/>
+                <w:i w:val="0"/>
+                <w:color w:val="1F4D78"/>
+                <w:sz w:val="18"/>
+              </w:rPr>
+              <w:t>주요 처리</w:t>
+            </w:r>
+          </w:p>
+        </w:tc>
+        <w:tc>
+          <w:tcPr>
+            <w:tcW w:type="dxa" w:w="3120"/>
+            <w:vAlign w:val="center"/>
+            <w:tcMar>
+              <w:top w:w="80" w:type="dxa"/>
+              <w:start w:w="120" w:type="dxa"/>
+              <w:bottom w:w="80" w:type="dxa"/>
+              <w:end w:w="120" w:type="dxa"/>
+            </w:tcMar>
+            <w:shd w:fill="E8EEF5"/>
+          </w:tcPr>
+          <w:p>
+            <w:pPr>
+              <w:spacing w:after="40"/>
+            </w:pPr>
+            <w:r/>
+            <w:r>
+              <w:rPr>
+                <w:rFonts w:ascii="Malgun Gothic" w:hAnsi="Malgun Gothic" w:eastAsia="Malgun Gothic"/>
+                <w:b/>
+                <w:i w:val="0"/>
+                <w:color w:val="1F4D78"/>
+                <w:sz w:val="18"/>
+              </w:rPr>
+              <w:t>성공 판정</w:t>
+            </w:r>
+          </w:p>
+        </w:tc>
+      </w:tr>
+      <w:tr>
+        <w:tc>
+          <w:tcPr>
+            <w:tcW w:type="dxa" w:w="3120"/>
+            <w:vAlign w:val="center"/>
+            <w:tcMar>
+              <w:top w:w="80" w:type="dxa"/>
+              <w:start w:w="120" w:type="dxa"/>
+              <w:bottom w:w="80" w:type="dxa"/>
+              <w:end w:w="120" w:type="dxa"/>
+            </w:tcMar>
+          </w:tcPr>
+          <w:p>
+            <w:pPr>
+              <w:spacing w:after="40"/>
+            </w:pPr>
+            <w:r/>
+            <w:r>
+              <w:rPr>
+                <w:rFonts w:ascii="Malgun Gothic" w:hAnsi="Malgun Gothic" w:eastAsia="Malgun Gothic"/>
+                <w:b w:val="0"/>
+                <w:i w:val="0"/>
+                <w:sz w:val="18"/>
+              </w:rPr>
+              <w:t>ML</w:t>
+            </w:r>
+          </w:p>
+        </w:tc>
+        <w:tc>
+          <w:tcPr>
+            <w:tcW w:type="dxa" w:w="3120"/>
+            <w:vAlign w:val="center"/>
+            <w:tcMar>
+              <w:top w:w="80" w:type="dxa"/>
+              <w:start w:w="120" w:type="dxa"/>
+              <w:bottom w:w="80" w:type="dxa"/>
+              <w:end w:w="120" w:type="dxa"/>
+            </w:tcMar>
+          </w:tcPr>
+          <w:p>
+            <w:pPr>
+              <w:spacing w:after="40"/>
+            </w:pPr>
+            <w:r/>
+            <w:r>
+              <w:rPr>
+                <w:rFonts w:ascii="Malgun Gothic" w:hAnsi="Malgun Gothic" w:eastAsia="Malgun Gothic"/>
+                <w:b w:val="0"/>
+                <w:i w:val="0"/>
+                <w:sz w:val="18"/>
+              </w:rPr>
+              <w:t>학습 데이터 검증, 모델 학습, 모델 파일 반영</w:t>
+            </w:r>
+          </w:p>
+        </w:tc>
+        <w:tc>
+          <w:tcPr>
+            <w:tcW w:type="dxa" w:w="3120"/>
+            <w:vAlign w:val="center"/>
+            <w:tcMar>
+              <w:top w:w="80" w:type="dxa"/>
+              <w:start w:w="120" w:type="dxa"/>
+              <w:bottom w:w="80" w:type="dxa"/>
+              <w:end w:w="120" w:type="dxa"/>
+            </w:tcMar>
+          </w:tcPr>
+          <w:p>
+            <w:pPr>
+              <w:spacing w:after="40"/>
+            </w:pPr>
+            <w:r/>
+            <w:r>
+              <w:rPr>
+                <w:rFonts w:ascii="Malgun Gothic" w:hAnsi="Malgun Gothic" w:eastAsia="Malgun Gothic"/>
+                <w:b w:val="0"/>
+                <w:i w:val="0"/>
+                <w:sz w:val="18"/>
+              </w:rPr>
+              <w:t>학습 이력 성공, 버전의 학습 상태, 봇 테스트 분류</w:t>
+            </w:r>
+          </w:p>
+        </w:tc>
+      </w:tr>
+      <w:tr>
+        <w:tc>
+          <w:tcPr>
+            <w:tcW w:type="dxa" w:w="3120"/>
+            <w:vAlign w:val="center"/>
+            <w:tcMar>
+              <w:top w:w="80" w:type="dxa"/>
+              <w:start w:w="120" w:type="dxa"/>
+              <w:bottom w:w="80" w:type="dxa"/>
+              <w:end w:w="120" w:type="dxa"/>
+            </w:tcMar>
+          </w:tcPr>
+          <w:p>
+            <w:pPr>
+              <w:spacing w:after="40"/>
+            </w:pPr>
+            <w:r/>
+            <w:r>
+              <w:rPr>
+                <w:rFonts w:ascii="Malgun Gothic" w:hAnsi="Malgun Gothic" w:eastAsia="Malgun Gothic"/>
+                <w:b w:val="0"/>
+                <w:i w:val="0"/>
+                <w:sz w:val="18"/>
+              </w:rPr>
+              <w:t>Semantic</w:t>
+            </w:r>
+          </w:p>
+        </w:tc>
+        <w:tc>
+          <w:tcPr>
+            <w:tcW w:type="dxa" w:w="3120"/>
+            <w:vAlign w:val="center"/>
+            <w:tcMar>
+              <w:top w:w="80" w:type="dxa"/>
+              <w:start w:w="120" w:type="dxa"/>
+              <w:bottom w:w="80" w:type="dxa"/>
+              <w:end w:w="120" w:type="dxa"/>
+            </w:tcMar>
+          </w:tcPr>
+          <w:p>
+            <w:pPr>
+              <w:spacing w:after="40"/>
+            </w:pPr>
+            <w:r/>
+            <w:r>
+              <w:rPr>
+                <w:rFonts w:ascii="Malgun Gothic" w:hAnsi="Malgun Gothic" w:eastAsia="Malgun Gothic"/>
+                <w:b w:val="0"/>
+                <w:i w:val="0"/>
+                <w:sz w:val="18"/>
+              </w:rPr>
+              <w:t>지식 또는 의도 임베딩, Vector DB 인덱스 반영</w:t>
+            </w:r>
+          </w:p>
+        </w:tc>
+        <w:tc>
+          <w:tcPr>
+            <w:tcW w:type="dxa" w:w="3120"/>
+            <w:vAlign w:val="center"/>
+            <w:tcMar>
+              <w:top w:w="80" w:type="dxa"/>
+              <w:start w:w="120" w:type="dxa"/>
+              <w:bottom w:w="80" w:type="dxa"/>
+              <w:end w:w="120" w:type="dxa"/>
+            </w:tcMar>
+          </w:tcPr>
+          <w:p>
+            <w:pPr>
+              <w:spacing w:after="40"/>
+            </w:pPr>
+            <w:r/>
+            <w:r>
+              <w:rPr>
+                <w:rFonts w:ascii="Malgun Gothic" w:hAnsi="Malgun Gothic" w:eastAsia="Malgun Gothic"/>
+                <w:b w:val="0"/>
+                <w:i w:val="0"/>
+                <w:sz w:val="18"/>
+              </w:rPr>
+              <w:t>Worker 상태, 인덱스 반영, 검색 결과와 유사도</w:t>
+            </w:r>
+          </w:p>
+        </w:tc>
+      </w:tr>
+      <w:tr>
+        <w:tc>
+          <w:tcPr>
+            <w:tcW w:type="dxa" w:w="3120"/>
+            <w:vAlign w:val="center"/>
+            <w:tcMar>
+              <w:top w:w="80" w:type="dxa"/>
+              <w:start w:w="120" w:type="dxa"/>
+              <w:bottom w:w="80" w:type="dxa"/>
+              <w:end w:w="120" w:type="dxa"/>
+            </w:tcMar>
+          </w:tcPr>
+          <w:p>
+            <w:pPr>
+              <w:spacing w:after="40"/>
+            </w:pPr>
+            <w:r/>
+            <w:r>
+              <w:rPr>
+                <w:rFonts w:ascii="Malgun Gothic" w:hAnsi="Malgun Gothic" w:eastAsia="Malgun Gothic"/>
+                <w:b w:val="0"/>
+                <w:i w:val="0"/>
+                <w:sz w:val="18"/>
+              </w:rPr>
+              <w:t>LLM</w:t>
+            </w:r>
+          </w:p>
+        </w:tc>
+        <w:tc>
+          <w:tcPr>
+            <w:tcW w:type="dxa" w:w="3120"/>
+            <w:vAlign w:val="center"/>
+            <w:tcMar>
+              <w:top w:w="80" w:type="dxa"/>
+              <w:start w:w="120" w:type="dxa"/>
+              <w:bottom w:w="80" w:type="dxa"/>
+              <w:end w:w="120" w:type="dxa"/>
+            </w:tcMar>
+          </w:tcPr>
+          <w:p>
+            <w:pPr>
+              <w:spacing w:after="40"/>
+            </w:pPr>
+            <w:r/>
+            <w:r>
+              <w:rPr>
+                <w:rFonts w:ascii="Malgun Gothic" w:hAnsi="Malgun Gothic" w:eastAsia="Malgun Gothic"/>
+                <w:b w:val="0"/>
+                <w:i w:val="0"/>
+                <w:sz w:val="18"/>
+              </w:rPr>
+              <w:t>Provider·모델·지시문 적용, 필요 시 RAG 검색 연결</w:t>
+            </w:r>
+          </w:p>
+        </w:tc>
+        <w:tc>
+          <w:tcPr>
+            <w:tcW w:type="dxa" w:w="3120"/>
+            <w:vAlign w:val="center"/>
+            <w:tcMar>
+              <w:top w:w="80" w:type="dxa"/>
+              <w:start w:w="120" w:type="dxa"/>
+              <w:bottom w:w="80" w:type="dxa"/>
+              <w:end w:w="120" w:type="dxa"/>
+            </w:tcMar>
+          </w:tcPr>
+          <w:p>
+            <w:pPr>
+              <w:spacing w:after="40"/>
+            </w:pPr>
+            <w:r/>
+            <w:r>
+              <w:rPr>
+                <w:rFonts w:ascii="Malgun Gothic" w:hAnsi="Malgun Gothic" w:eastAsia="Malgun Gothic"/>
+                <w:b w:val="0"/>
+                <w:i w:val="0"/>
+                <w:sz w:val="18"/>
+              </w:rPr>
+              <w:t>실제 모델 응답, 지시문 준수, 오류·지연 기록</w:t>
+            </w:r>
+          </w:p>
+        </w:tc>
+      </w:tr>
+    </w:tbl>
+    <w:p/>
+    <w:p>
+      <w:r>
+        <w:rPr>
+          <w:rFonts w:ascii="Malgun Gothic" w:hAnsi="Malgun Gothic" w:eastAsia="Malgun Gothic"/>
+          <w:b w:val="0"/>
+          <w:i w:val="0"/>
+          <w:sz w:val="21"/>
+        </w:rPr>
+        <w:t>ML·Semantic 작업은 데이터와 실행 환경에 따라 수 분 이상 걸릴 수 있습니다. 처리 중에 같은 요청을 반복하지 않고 학습 이력 또는 Queue 이력에서 기존 요청 상태를 먼저 확인합니다.</w:t>
+      </w:r>
+    </w:p>
+    <w:p>
+      <w:pPr>
+        <w:pStyle w:val="Heading2"/>
+      </w:pPr>
+      <w:r>
+        <w:rPr>
+          <w:rFonts w:ascii="Malgun Gothic" w:hAnsi="Malgun Gothic" w:eastAsia="Malgun Gothic"/>
+          <w:b/>
+          <w:i w:val="0"/>
+          <w:sz w:val="21"/>
+        </w:rPr>
+        <w:t>11.3 실패 판정</w:t>
+      </w:r>
+    </w:p>
+    <w:p>
+      <w:r>
+        <w:rPr>
+          <w:rFonts w:ascii="Malgun Gothic" w:hAnsi="Malgun Gothic" w:eastAsia="Malgun Gothic"/>
+          <w:b w:val="0"/>
+          <w:i w:val="0"/>
+          <w:sz w:val="21"/>
+        </w:rPr>
+        <w:t>다음 중 하나라도 해당하면 학습 성공으로 판단하지 않습니다.</w:t>
+      </w:r>
+    </w:p>
+    <w:p>
+      <w:pPr>
+        <w:pStyle w:val="ListBullet"/>
+        <w:spacing w:after="80"/>
+      </w:pPr>
+      <w:r>
+        <w:rPr>
+          <w:rFonts w:ascii="Malgun Gothic" w:hAnsi="Malgun Gothic" w:eastAsia="Malgun Gothic"/>
+          <w:b w:val="0"/>
+          <w:i w:val="0"/>
+          <w:sz w:val="21"/>
+        </w:rPr>
+        <w:t>버튼 문구만 원래 상태로 돌아오고 성공 이력이 없음</w:t>
+      </w:r>
+    </w:p>
+    <w:p>
+      <w:pPr>
+        <w:pStyle w:val="ListBullet"/>
+        <w:spacing w:after="80"/>
+      </w:pPr>
+      <w:r>
+        <w:rPr>
+          <w:rFonts w:ascii="Malgun Gothic" w:hAnsi="Malgun Gothic" w:eastAsia="Malgun Gothic"/>
+          <w:b w:val="0"/>
+          <w:i w:val="0"/>
+          <w:sz w:val="21"/>
+        </w:rPr>
+        <w:t xml:space="preserve">버전이 계속 </w:t>
+      </w:r>
+      <w:r>
+        <w:rPr>
+          <w:rFonts w:ascii="Malgun Gothic" w:hAnsi="Malgun Gothic" w:eastAsia="Malgun Gothic"/>
+          <w:b/>
+          <w:i w:val="0"/>
+          <w:sz w:val="21"/>
+        </w:rPr>
+        <w:t>미학습</w:t>
+      </w:r>
+      <w:r>
+        <w:rPr>
+          <w:rFonts w:ascii="Malgun Gothic" w:hAnsi="Malgun Gothic" w:eastAsia="Malgun Gothic"/>
+          <w:b w:val="0"/>
+          <w:i w:val="0"/>
+          <w:sz w:val="21"/>
+        </w:rPr>
+        <w:t>으로 표시됨</w:t>
+      </w:r>
+    </w:p>
+    <w:p>
+      <w:pPr>
+        <w:pStyle w:val="ListBullet"/>
+        <w:spacing w:after="80"/>
+      </w:pPr>
+      <w:r>
+        <w:rPr>
+          <w:rFonts w:ascii="Malgun Gothic" w:hAnsi="Malgun Gothic" w:eastAsia="Malgun Gothic"/>
+          <w:b w:val="0"/>
+          <w:i w:val="0"/>
+          <w:sz w:val="21"/>
+        </w:rPr>
+        <w:t>실패 상태인데 오류 원인이 비어 있음</w:t>
+      </w:r>
+    </w:p>
+    <w:p>
+      <w:pPr>
+        <w:pStyle w:val="ListBullet"/>
+        <w:spacing w:after="80"/>
+      </w:pPr>
+      <w:r>
+        <w:rPr>
+          <w:rFonts w:ascii="Malgun Gothic" w:hAnsi="Malgun Gothic" w:eastAsia="Malgun Gothic"/>
+          <w:b w:val="0"/>
+          <w:i w:val="0"/>
+          <w:sz w:val="21"/>
+        </w:rPr>
+        <w:t>Semantic 인덱스는 생성됐지만 검색 대상 건수가 0임</w:t>
+      </w:r>
+    </w:p>
+    <w:p>
+      <w:pPr>
+        <w:pStyle w:val="ListBullet"/>
+        <w:spacing w:after="80"/>
+      </w:pPr>
+      <w:r>
+        <w:rPr>
+          <w:rFonts w:ascii="Malgun Gothic" w:hAnsi="Malgun Gothic" w:eastAsia="Malgun Gothic"/>
+          <w:b w:val="0"/>
+          <w:i w:val="0"/>
+          <w:sz w:val="21"/>
+        </w:rPr>
+        <w:t>LLM 호출이 설정 저장까지만 되고 실제 응답이 없음</w:t>
+      </w:r>
+    </w:p>
+    <w:p>
+      <w:pPr>
+        <w:pStyle w:val="Heading1"/>
+      </w:pPr>
+      <w:r>
+        <w:rPr>
+          <w:rFonts w:ascii="Malgun Gothic" w:hAnsi="Malgun Gothic" w:eastAsia="Malgun Gothic"/>
+          <w:b/>
+          <w:i w:val="0"/>
+          <w:sz w:val="21"/>
+        </w:rPr>
+        <w:t>12. Score와 임계값 운영</w:t>
+      </w:r>
+    </w:p>
+    <w:p>
+      <w:r>
+        <w:rPr>
+          <w:rFonts w:ascii="Malgun Gothic" w:hAnsi="Malgun Gothic" w:eastAsia="Malgun Gothic"/>
+          <w:b w:val="0"/>
+          <w:i w:val="0"/>
+          <w:sz w:val="21"/>
+        </w:rPr>
+        <w:t>Score는 엔진마다 의미와 범위가 다를 수 있으므로 서로 다른 엔진의 숫자를 직접 비교하지 않습니다.</w:t>
+      </w:r>
+    </w:p>
+    <w:p>
+      <w:pPr>
+        <w:pStyle w:val="Heading2"/>
+      </w:pPr>
+      <w:r>
+        <w:rPr>
+          <w:rFonts w:ascii="Malgun Gothic" w:hAnsi="Malgun Gothic" w:eastAsia="Malgun Gothic"/>
+          <w:b/>
+          <w:i w:val="0"/>
+          <w:sz w:val="21"/>
+        </w:rPr>
+        <w:t>12.1 Cut-off 설정 절차</w:t>
+      </w:r>
+    </w:p>
+    <w:p>
+      <w:pPr>
+        <w:spacing w:after="80"/>
+        <w:ind w:left="360" w:hanging="288"/>
+      </w:pPr>
+      <w:r>
+        <w:rPr>
+          <w:rFonts w:ascii="Malgun Gothic" w:hAnsi="Malgun Gothic" w:eastAsia="Malgun Gothic"/>
+          <w:b w:val="0"/>
+          <w:i w:val="0"/>
+          <w:sz w:val="21"/>
+        </w:rPr>
+        <w:t>1. 현재 운영 Cut-off와 유사 의도 기준을 기록합니다.</w:t>
+      </w:r>
+    </w:p>
+    <w:p>
+      <w:pPr>
+        <w:spacing w:after="80"/>
+        <w:ind w:left="360" w:hanging="288"/>
+      </w:pPr>
+      <w:r>
+        <w:rPr>
+          <w:rFonts w:ascii="Malgun Gothic" w:hAnsi="Malgun Gothic" w:eastAsia="Malgun Gothic"/>
+          <w:b w:val="0"/>
+          <w:i w:val="0"/>
+          <w:sz w:val="21"/>
+        </w:rPr>
+        <w:t>2. 정답 발화와 오답 발화의 Score 분포를 수집합니다.</w:t>
+      </w:r>
+    </w:p>
+    <w:p>
+      <w:pPr>
+        <w:spacing w:after="80"/>
+        <w:ind w:left="360" w:hanging="288"/>
+      </w:pPr>
+      <w:r>
+        <w:rPr>
+          <w:rFonts w:ascii="Malgun Gothic" w:hAnsi="Malgun Gothic" w:eastAsia="Malgun Gothic"/>
+          <w:b w:val="0"/>
+          <w:i w:val="0"/>
+          <w:sz w:val="21"/>
+        </w:rPr>
+        <w:t>3. 정답을 과도하게 거부하지 않으면서 오답을 차단하는 후보값을 정합니다.</w:t>
+      </w:r>
+    </w:p>
+    <w:p>
+      <w:pPr>
+        <w:spacing w:after="80"/>
+        <w:ind w:left="360" w:hanging="288"/>
+      </w:pPr>
+      <w:r>
+        <w:rPr>
+          <w:rFonts w:ascii="Malgun Gothic" w:hAnsi="Malgun Gothic" w:eastAsia="Malgun Gothic"/>
+          <w:b w:val="0"/>
+          <w:i w:val="0"/>
+          <w:sz w:val="21"/>
+        </w:rPr>
+        <w:t>4. 경계 문장과 미지원 질문을 포함한 평가 세트로 비교합니다.</w:t>
+      </w:r>
+    </w:p>
+    <w:p>
+      <w:pPr>
+        <w:spacing w:after="80"/>
+        <w:ind w:left="360" w:hanging="288"/>
+      </w:pPr>
+      <w:r>
+        <w:rPr>
+          <w:rFonts w:ascii="Malgun Gothic" w:hAnsi="Malgun Gothic" w:eastAsia="Malgun Gothic"/>
+          <w:b w:val="0"/>
+          <w:i w:val="0"/>
+          <w:sz w:val="21"/>
+        </w:rPr>
+        <w:t>5. 한 번에 하나의 기준만 변경합니다.</w:t>
+      </w:r>
+    </w:p>
+    <w:p>
+      <w:pPr>
+        <w:spacing w:after="80"/>
+        <w:ind w:left="360" w:hanging="288"/>
+      </w:pPr>
+      <w:r>
+        <w:rPr>
+          <w:rFonts w:ascii="Malgun Gothic" w:hAnsi="Malgun Gothic" w:eastAsia="Malgun Gothic"/>
+          <w:b w:val="0"/>
+          <w:i w:val="0"/>
+          <w:sz w:val="21"/>
+        </w:rPr>
+        <w:t>6. 변경 후 회귀 발화를 다시 실행합니다.</w:t>
+      </w:r>
+    </w:p>
+    <w:p>
+      <w:r>
+        <w:rPr>
+          <w:rFonts w:ascii="Malgun Gothic" w:hAnsi="Malgun Gothic" w:eastAsia="Malgun Gothic"/>
+          <w:b w:val="0"/>
+          <w:i w:val="0"/>
+          <w:sz w:val="21"/>
+        </w:rPr>
+        <w:t>Cut-off를 낮추면 분류 건수는 늘 수 있지만 오분류가 증가할 수 있고, 높이면 오분류는 줄지만 미분류가 늘 수 있습니다. 응답률만으로 품질 향상이라고 판단하지 않습니다.</w:t>
+      </w:r>
+    </w:p>
+    <w:p>
+      <w:pPr>
+        <w:pStyle w:val="Heading2"/>
+      </w:pPr>
+      <w:r>
+        <w:rPr>
+          <w:rFonts w:ascii="Malgun Gothic" w:hAnsi="Malgun Gothic" w:eastAsia="Malgun Gothic"/>
+          <w:b/>
+          <w:i w:val="0"/>
+          <w:sz w:val="21"/>
+        </w:rPr>
+        <w:t>12.2 유사 의도 충돌</w:t>
+      </w:r>
+    </w:p>
+    <w:p>
+      <w:r>
+        <w:rPr>
+          <w:rFonts w:ascii="Malgun Gothic" w:hAnsi="Malgun Gothic" w:eastAsia="Malgun Gothic"/>
+          <w:b w:val="0"/>
+          <w:i w:val="0"/>
+          <w:sz w:val="21"/>
+        </w:rPr>
+        <w:t>유사 의도 충돌이 표시되면 다음 순서로 처리합니다.</w:t>
+      </w:r>
+    </w:p>
+    <w:p>
+      <w:pPr>
+        <w:spacing w:after="80"/>
+        <w:ind w:left="360" w:hanging="288"/>
+      </w:pPr>
+      <w:r>
+        <w:rPr>
+          <w:rFonts w:ascii="Malgun Gothic" w:hAnsi="Malgun Gothic" w:eastAsia="Malgun Gothic"/>
+          <w:b w:val="0"/>
+          <w:i w:val="0"/>
+          <w:sz w:val="21"/>
+        </w:rPr>
+        <w:t>1. 두 의도의 업무 목적이 실제로 분리되어야 하는지 확인합니다.</w:t>
+      </w:r>
+    </w:p>
+    <w:p>
+      <w:pPr>
+        <w:spacing w:after="80"/>
+        <w:ind w:left="360" w:hanging="288"/>
+      </w:pPr>
+      <w:r>
+        <w:rPr>
+          <w:rFonts w:ascii="Malgun Gothic" w:hAnsi="Malgun Gothic" w:eastAsia="Malgun Gothic"/>
+          <w:b w:val="0"/>
+          <w:i w:val="0"/>
+          <w:sz w:val="21"/>
+        </w:rPr>
+        <w:t>2. 동일·유사 학습문장을 찾습니다.</w:t>
+      </w:r>
+    </w:p>
+    <w:p>
+      <w:pPr>
+        <w:spacing w:after="80"/>
+        <w:ind w:left="360" w:hanging="288"/>
+      </w:pPr>
+      <w:r>
+        <w:rPr>
+          <w:rFonts w:ascii="Malgun Gothic" w:hAnsi="Malgun Gothic" w:eastAsia="Malgun Gothic"/>
+          <w:b w:val="0"/>
+          <w:i w:val="0"/>
+          <w:sz w:val="21"/>
+        </w:rPr>
+        <w:t>3. 각 의도를 구분하는 행동, 대상, 상태와 시점을 정의합니다.</w:t>
+      </w:r>
+    </w:p>
+    <w:p>
+      <w:pPr>
+        <w:spacing w:after="80"/>
+        <w:ind w:left="360" w:hanging="288"/>
+      </w:pPr>
+      <w:r>
+        <w:rPr>
+          <w:rFonts w:ascii="Malgun Gothic" w:hAnsi="Malgun Gothic" w:eastAsia="Malgun Gothic"/>
+          <w:b w:val="0"/>
+          <w:i w:val="0"/>
+          <w:sz w:val="21"/>
+        </w:rPr>
+        <w:t>4. 구분 표현이 드러나는 문장을 추가하고 공통 표현만 있는 문장은 줄입니다.</w:t>
+      </w:r>
+    </w:p>
+    <w:p>
+      <w:pPr>
+        <w:spacing w:after="80"/>
+        <w:ind w:left="360" w:hanging="288"/>
+      </w:pPr>
+      <w:r>
+        <w:rPr>
+          <w:rFonts w:ascii="Malgun Gothic" w:hAnsi="Malgun Gothic" w:eastAsia="Malgun Gothic"/>
+          <w:b w:val="0"/>
+          <w:i w:val="0"/>
+          <w:sz w:val="21"/>
+        </w:rPr>
+        <w:t>5. 두 의도와 무관한 반례를 함께 평가합니다.</w:t>
+      </w:r>
+    </w:p>
+    <w:p>
+      <w:pPr>
+        <w:pStyle w:val="Heading1"/>
+      </w:pPr>
+      <w:r>
+        <w:rPr>
+          <w:rFonts w:ascii="Malgun Gothic" w:hAnsi="Malgun Gothic" w:eastAsia="Malgun Gothic"/>
+          <w:b/>
+          <w:i w:val="0"/>
+          <w:sz w:val="21"/>
+        </w:rPr>
+        <w:t>13. 다국어 NLU 운영</w:t>
+      </w:r>
+    </w:p>
+    <w:p>
+      <w:r>
+        <w:rPr>
+          <w:rFonts w:ascii="Malgun Gothic" w:hAnsi="Malgun Gothic" w:eastAsia="Malgun Gothic"/>
+          <w:b w:val="0"/>
+          <w:i w:val="0"/>
+          <w:sz w:val="21"/>
+        </w:rPr>
+        <w:t>CGA는 한국어, 영어, 중국어(간체), 일본어, 베트남어, 프랑스어, 독일어 UI와 봇 언어를 지원합니다. 언어가 바뀌어도 의도 ID, 메시지 ID, 상태 코드와 API 계약 값은 번역하지 않습니다.</w:t>
+      </w:r>
+    </w:p>
+    <w:p>
+      <w:pPr>
+        <w:pStyle w:val="Heading2"/>
+      </w:pPr>
+      <w:r>
+        <w:rPr>
+          <w:rFonts w:ascii="Malgun Gothic" w:hAnsi="Malgun Gothic" w:eastAsia="Malgun Gothic"/>
+          <w:b/>
+          <w:i w:val="0"/>
+          <w:sz w:val="21"/>
+        </w:rPr>
+        <w:t>13.1 언어별 데이터 원칙</w:t>
+      </w:r>
+    </w:p>
+    <w:p>
+      <w:pPr>
+        <w:pStyle w:val="ListBullet"/>
+        <w:spacing w:after="80"/>
+      </w:pPr>
+      <w:r>
+        <w:rPr>
+          <w:rFonts w:ascii="Malgun Gothic" w:hAnsi="Malgun Gothic" w:eastAsia="Malgun Gothic"/>
+          <w:b w:val="0"/>
+          <w:i w:val="0"/>
+          <w:sz w:val="21"/>
+        </w:rPr>
+        <w:t>한 봇 버전의 기준 언어를 먼저 확인합니다.</w:t>
+      </w:r>
+    </w:p>
+    <w:p>
+      <w:pPr>
+        <w:pStyle w:val="ListBullet"/>
+        <w:spacing w:after="80"/>
+      </w:pPr>
+      <w:r>
+        <w:rPr>
+          <w:rFonts w:ascii="Malgun Gothic" w:hAnsi="Malgun Gothic" w:eastAsia="Malgun Gothic"/>
+          <w:b w:val="0"/>
+          <w:i w:val="0"/>
+          <w:sz w:val="21"/>
+        </w:rPr>
+        <w:t>번역문이 아니라 해당 언어 사용자가 실제로 쓰는 표현을 수집합니다.</w:t>
+      </w:r>
+    </w:p>
+    <w:p>
+      <w:pPr>
+        <w:pStyle w:val="ListBullet"/>
+        <w:spacing w:after="80"/>
+      </w:pPr>
+      <w:r>
+        <w:rPr>
+          <w:rFonts w:ascii="Malgun Gothic" w:hAnsi="Malgun Gothic" w:eastAsia="Malgun Gothic"/>
+          <w:b w:val="0"/>
+          <w:i w:val="0"/>
+          <w:sz w:val="21"/>
+        </w:rPr>
+        <w:t>어순, 존칭, 띄어쓰기, 성·수, 활용과 악센트 차이를 언어별로 검토합니다.</w:t>
+      </w:r>
+    </w:p>
+    <w:p>
+      <w:pPr>
+        <w:pStyle w:val="ListBullet"/>
+        <w:spacing w:after="80"/>
+      </w:pPr>
+      <w:r>
+        <w:rPr>
+          <w:rFonts w:ascii="Malgun Gothic" w:hAnsi="Malgun Gothic" w:eastAsia="Malgun Gothic"/>
+          <w:b w:val="0"/>
+          <w:i w:val="0"/>
+          <w:sz w:val="21"/>
+        </w:rPr>
+        <w:t>고유명사와 상품명은 사전 또는 개체 정책을 통일합니다.</w:t>
+      </w:r>
+    </w:p>
+    <w:p>
+      <w:pPr>
+        <w:pStyle w:val="ListBullet"/>
+        <w:spacing w:after="80"/>
+      </w:pPr>
+      <w:r>
+        <w:rPr>
+          <w:rFonts w:ascii="Malgun Gothic" w:hAnsi="Malgun Gothic" w:eastAsia="Malgun Gothic"/>
+          <w:b w:val="0"/>
+          <w:i w:val="0"/>
+          <w:sz w:val="21"/>
+        </w:rPr>
+        <w:t>다국어 임베딩 모델을 사용해도 언어별 평가 세트는 따로 유지합니다.</w:t>
+      </w:r>
+    </w:p>
+    <w:p>
+      <w:pPr>
+        <w:pStyle w:val="Heading2"/>
+      </w:pPr>
+      <w:r>
+        <w:rPr>
+          <w:rFonts w:ascii="Malgun Gothic" w:hAnsi="Malgun Gothic" w:eastAsia="Malgun Gothic"/>
+          <w:b/>
+          <w:i w:val="0"/>
+          <w:sz w:val="21"/>
+        </w:rPr>
+        <w:t>13.2 메시지 언어 선택</w:t>
+      </w:r>
+    </w:p>
+    <w:p>
+      <w:r>
+        <w:rPr>
+          <w:rFonts w:ascii="Malgun Gothic" w:hAnsi="Malgun Gothic" w:eastAsia="Malgun Gothic"/>
+          <w:b w:val="0"/>
+          <w:i w:val="0"/>
+          <w:sz w:val="21"/>
+        </w:rPr>
+        <w:t>기본 메시지는 요청 언어를 우선 조회하고, 없으면 봇 언어를 사용합니다. 각 언어 메시지를 등록한 뒤 해당 언어로 봇 테스트를 실행합니다. 번역되지 않은 메시지가 표시되면 메시지 ID, 요청 언어와 봇 언어를 함께 확인합니다.</w:t>
+      </w:r>
+    </w:p>
+    <w:p>
+      <w:pPr>
+        <w:pStyle w:val="Heading2"/>
+      </w:pPr>
+      <w:r>
+        <w:rPr>
+          <w:rFonts w:ascii="Malgun Gothic" w:hAnsi="Malgun Gothic" w:eastAsia="Malgun Gothic"/>
+          <w:b/>
+          <w:i w:val="0"/>
+          <w:sz w:val="21"/>
+        </w:rPr>
+        <w:t>13.3 다국어 회귀 테스트</w:t>
+      </w:r>
+    </w:p>
+    <w:tbl>
+      <w:tblPr>
+        <w:tblStyle w:val="TableGrid"/>
+        <w:tblW w:type="dxa" w:w="9360"/>
+        <w:jc w:val="left"/>
+        <w:tblLayout w:type="fixed"/>
+        <w:tblLook w:firstColumn="1" w:firstRow="1" w:lastColumn="0" w:lastRow="0" w:noHBand="0" w:noVBand="1" w:val="04A0"/>
+      </w:tblPr>
+      <w:tblGrid>
+        <w:gridCol w:w="4680"/>
+        <w:gridCol w:w="4680"/>
+      </w:tblGrid>
+      <w:tr>
+        <w:tc>
+          <w:tcPr>
+            <w:tcW w:type="dxa" w:w="4680"/>
+            <w:vAlign w:val="center"/>
+            <w:tcMar>
+              <w:top w:w="80" w:type="dxa"/>
+              <w:start w:w="120" w:type="dxa"/>
+              <w:bottom w:w="80" w:type="dxa"/>
+              <w:end w:w="120" w:type="dxa"/>
+            </w:tcMar>
+            <w:shd w:fill="E8EEF5"/>
+          </w:tcPr>
+          <w:p>
+            <w:pPr>
+              <w:spacing w:after="40"/>
+            </w:pPr>
+            <w:r/>
+            <w:r>
+              <w:rPr>
+                <w:rFonts w:ascii="Malgun Gothic" w:hAnsi="Malgun Gothic" w:eastAsia="Malgun Gothic"/>
+                <w:b/>
+                <w:i w:val="0"/>
+                <w:color w:val="1F4D78"/>
+                <w:sz w:val="18"/>
+              </w:rPr>
+              <w:t>구분</w:t>
+            </w:r>
+          </w:p>
+        </w:tc>
+        <w:tc>
+          <w:tcPr>
+            <w:tcW w:type="dxa" w:w="4680"/>
+            <w:vAlign w:val="center"/>
+            <w:tcMar>
+              <w:top w:w="80" w:type="dxa"/>
+              <w:start w:w="120" w:type="dxa"/>
+              <w:bottom w:w="80" w:type="dxa"/>
+              <w:end w:w="120" w:type="dxa"/>
+            </w:tcMar>
+            <w:shd w:fill="E8EEF5"/>
+          </w:tcPr>
+          <w:p>
+            <w:pPr>
+              <w:spacing w:after="40"/>
+            </w:pPr>
+            <w:r/>
+            <w:r>
+              <w:rPr>
+                <w:rFonts w:ascii="Malgun Gothic" w:hAnsi="Malgun Gothic" w:eastAsia="Malgun Gothic"/>
+                <w:b/>
+                <w:i w:val="0"/>
+                <w:color w:val="1F4D78"/>
+                <w:sz w:val="18"/>
+              </w:rPr>
+              <w:t>언어별 확인</w:t>
+            </w:r>
+          </w:p>
+        </w:tc>
+      </w:tr>
+      <w:tr>
+        <w:tc>
+          <w:tcPr>
+            <w:tcW w:type="dxa" w:w="4680"/>
+            <w:vAlign w:val="center"/>
+            <w:tcMar>
+              <w:top w:w="80" w:type="dxa"/>
+              <w:start w:w="120" w:type="dxa"/>
+              <w:bottom w:w="80" w:type="dxa"/>
+              <w:end w:w="120" w:type="dxa"/>
+            </w:tcMar>
+          </w:tcPr>
+          <w:p>
+            <w:pPr>
+              <w:spacing w:after="40"/>
+            </w:pPr>
+            <w:r/>
+            <w:r>
+              <w:rPr>
+                <w:rFonts w:ascii="Malgun Gothic" w:hAnsi="Malgun Gothic" w:eastAsia="Malgun Gothic"/>
+                <w:b w:val="0"/>
+                <w:i w:val="0"/>
+                <w:sz w:val="18"/>
+              </w:rPr>
+              <w:t>대표 발화</w:t>
+            </w:r>
+          </w:p>
+        </w:tc>
+        <w:tc>
+          <w:tcPr>
+            <w:tcW w:type="dxa" w:w="4680"/>
+            <w:vAlign w:val="center"/>
+            <w:tcMar>
+              <w:top w:w="80" w:type="dxa"/>
+              <w:start w:w="120" w:type="dxa"/>
+              <w:bottom w:w="80" w:type="dxa"/>
+              <w:end w:w="120" w:type="dxa"/>
+            </w:tcMar>
+          </w:tcPr>
+          <w:p>
+            <w:pPr>
+              <w:spacing w:after="40"/>
+            </w:pPr>
+            <w:r/>
+            <w:r>
+              <w:rPr>
+                <w:rFonts w:ascii="Malgun Gothic" w:hAnsi="Malgun Gothic" w:eastAsia="Malgun Gothic"/>
+                <w:b w:val="0"/>
+                <w:i w:val="0"/>
+                <w:sz w:val="18"/>
+              </w:rPr>
+              <w:t>주요 의도가 올바르게 분류되는가</w:t>
+            </w:r>
+          </w:p>
+        </w:tc>
+      </w:tr>
+      <w:tr>
+        <w:tc>
+          <w:tcPr>
+            <w:tcW w:type="dxa" w:w="4680"/>
+            <w:vAlign w:val="center"/>
+            <w:tcMar>
+              <w:top w:w="80" w:type="dxa"/>
+              <w:start w:w="120" w:type="dxa"/>
+              <w:bottom w:w="80" w:type="dxa"/>
+              <w:end w:w="120" w:type="dxa"/>
+            </w:tcMar>
+          </w:tcPr>
+          <w:p>
+            <w:pPr>
+              <w:spacing w:after="40"/>
+            </w:pPr>
+            <w:r/>
+            <w:r>
+              <w:rPr>
+                <w:rFonts w:ascii="Malgun Gothic" w:hAnsi="Malgun Gothic" w:eastAsia="Malgun Gothic"/>
+                <w:b w:val="0"/>
+                <w:i w:val="0"/>
+                <w:sz w:val="18"/>
+              </w:rPr>
+              <w:t>경계 발화</w:t>
+            </w:r>
+          </w:p>
+        </w:tc>
+        <w:tc>
+          <w:tcPr>
+            <w:tcW w:type="dxa" w:w="4680"/>
+            <w:vAlign w:val="center"/>
+            <w:tcMar>
+              <w:top w:w="80" w:type="dxa"/>
+              <w:start w:w="120" w:type="dxa"/>
+              <w:bottom w:w="80" w:type="dxa"/>
+              <w:end w:w="120" w:type="dxa"/>
+            </w:tcMar>
+          </w:tcPr>
+          <w:p>
+            <w:pPr>
+              <w:spacing w:after="40"/>
+            </w:pPr>
+            <w:r/>
+            <w:r>
+              <w:rPr>
+                <w:rFonts w:ascii="Malgun Gothic" w:hAnsi="Malgun Gothic" w:eastAsia="Malgun Gothic"/>
+                <w:b w:val="0"/>
+                <w:i w:val="0"/>
+                <w:sz w:val="18"/>
+              </w:rPr>
+              <w:t>비슷한 의도와 구분되는가</w:t>
+            </w:r>
+          </w:p>
+        </w:tc>
+      </w:tr>
+      <w:tr>
+        <w:tc>
+          <w:tcPr>
+            <w:tcW w:type="dxa" w:w="4680"/>
+            <w:vAlign w:val="center"/>
+            <w:tcMar>
+              <w:top w:w="80" w:type="dxa"/>
+              <w:start w:w="120" w:type="dxa"/>
+              <w:bottom w:w="80" w:type="dxa"/>
+              <w:end w:w="120" w:type="dxa"/>
+            </w:tcMar>
+          </w:tcPr>
+          <w:p>
+            <w:pPr>
+              <w:spacing w:after="40"/>
+            </w:pPr>
+            <w:r/>
+            <w:r>
+              <w:rPr>
+                <w:rFonts w:ascii="Malgun Gothic" w:hAnsi="Malgun Gothic" w:eastAsia="Malgun Gothic"/>
+                <w:b w:val="0"/>
+                <w:i w:val="0"/>
+                <w:sz w:val="18"/>
+              </w:rPr>
+              <w:t>개체</w:t>
+            </w:r>
+          </w:p>
+        </w:tc>
+        <w:tc>
+          <w:tcPr>
+            <w:tcW w:type="dxa" w:w="4680"/>
+            <w:vAlign w:val="center"/>
+            <w:tcMar>
+              <w:top w:w="80" w:type="dxa"/>
+              <w:start w:w="120" w:type="dxa"/>
+              <w:bottom w:w="80" w:type="dxa"/>
+              <w:end w:w="120" w:type="dxa"/>
+            </w:tcMar>
+          </w:tcPr>
+          <w:p>
+            <w:pPr>
+              <w:spacing w:after="40"/>
+            </w:pPr>
+            <w:r/>
+            <w:r>
+              <w:rPr>
+                <w:rFonts w:ascii="Malgun Gothic" w:hAnsi="Malgun Gothic" w:eastAsia="Malgun Gothic"/>
+                <w:b w:val="0"/>
+                <w:i w:val="0"/>
+                <w:sz w:val="18"/>
+              </w:rPr>
+              <w:t>날짜·숫자·고유명사가 올바르게 추출되는가</w:t>
+            </w:r>
+          </w:p>
+        </w:tc>
+      </w:tr>
+      <w:tr>
+        <w:tc>
+          <w:tcPr>
+            <w:tcW w:type="dxa" w:w="4680"/>
+            <w:vAlign w:val="center"/>
+            <w:tcMar>
+              <w:top w:w="80" w:type="dxa"/>
+              <w:start w:w="120" w:type="dxa"/>
+              <w:bottom w:w="80" w:type="dxa"/>
+              <w:end w:w="120" w:type="dxa"/>
+            </w:tcMar>
+          </w:tcPr>
+          <w:p>
+            <w:pPr>
+              <w:spacing w:after="40"/>
+            </w:pPr>
+            <w:r/>
+            <w:r>
+              <w:rPr>
+                <w:rFonts w:ascii="Malgun Gothic" w:hAnsi="Malgun Gothic" w:eastAsia="Malgun Gothic"/>
+                <w:b w:val="0"/>
+                <w:i w:val="0"/>
+                <w:sz w:val="18"/>
+              </w:rPr>
+              <w:t>메시지</w:t>
+            </w:r>
+          </w:p>
+        </w:tc>
+        <w:tc>
+          <w:tcPr>
+            <w:tcW w:type="dxa" w:w="4680"/>
+            <w:vAlign w:val="center"/>
+            <w:tcMar>
+              <w:top w:w="80" w:type="dxa"/>
+              <w:start w:w="120" w:type="dxa"/>
+              <w:bottom w:w="80" w:type="dxa"/>
+              <w:end w:w="120" w:type="dxa"/>
+            </w:tcMar>
+          </w:tcPr>
+          <w:p>
+            <w:pPr>
+              <w:spacing w:after="40"/>
+            </w:pPr>
+            <w:r/>
+            <w:r>
+              <w:rPr>
+                <w:rFonts w:ascii="Malgun Gothic" w:hAnsi="Malgun Gothic" w:eastAsia="Malgun Gothic"/>
+                <w:b w:val="0"/>
+                <w:i w:val="0"/>
+                <w:sz w:val="18"/>
+              </w:rPr>
+              <w:t>요청 언어 또는 봇 언어의 문장이 표시되는가</w:t>
+            </w:r>
+          </w:p>
+        </w:tc>
+      </w:tr>
+      <w:tr>
+        <w:tc>
+          <w:tcPr>
+            <w:tcW w:type="dxa" w:w="4680"/>
+            <w:vAlign w:val="center"/>
+            <w:tcMar>
+              <w:top w:w="80" w:type="dxa"/>
+              <w:start w:w="120" w:type="dxa"/>
+              <w:bottom w:w="80" w:type="dxa"/>
+              <w:end w:w="120" w:type="dxa"/>
+            </w:tcMar>
+          </w:tcPr>
+          <w:p>
+            <w:pPr>
+              <w:spacing w:after="40"/>
+            </w:pPr>
+            <w:r/>
+            <w:r>
+              <w:rPr>
+                <w:rFonts w:ascii="Malgun Gothic" w:hAnsi="Malgun Gothic" w:eastAsia="Malgun Gothic"/>
+                <w:b w:val="0"/>
+                <w:i w:val="0"/>
+                <w:sz w:val="18"/>
+              </w:rPr>
+              <w:t>RAG</w:t>
+            </w:r>
+          </w:p>
+        </w:tc>
+        <w:tc>
+          <w:tcPr>
+            <w:tcW w:type="dxa" w:w="4680"/>
+            <w:vAlign w:val="center"/>
+            <w:tcMar>
+              <w:top w:w="80" w:type="dxa"/>
+              <w:start w:w="120" w:type="dxa"/>
+              <w:bottom w:w="80" w:type="dxa"/>
+              <w:end w:w="120" w:type="dxa"/>
+            </w:tcMar>
+          </w:tcPr>
+          <w:p>
+            <w:pPr>
+              <w:spacing w:after="40"/>
+            </w:pPr>
+            <w:r/>
+            <w:r>
+              <w:rPr>
+                <w:rFonts w:ascii="Malgun Gothic" w:hAnsi="Malgun Gothic" w:eastAsia="Malgun Gothic"/>
+                <w:b w:val="0"/>
+                <w:i w:val="0"/>
+                <w:sz w:val="18"/>
+              </w:rPr>
+              <w:t>해당 언어 지식이 검색되고 근거가 유지되는가</w:t>
+            </w:r>
+          </w:p>
+        </w:tc>
+      </w:tr>
+      <w:tr>
+        <w:tc>
+          <w:tcPr>
+            <w:tcW w:type="dxa" w:w="4680"/>
+            <w:vAlign w:val="center"/>
+            <w:tcMar>
+              <w:top w:w="80" w:type="dxa"/>
+              <w:start w:w="120" w:type="dxa"/>
+              <w:bottom w:w="80" w:type="dxa"/>
+              <w:end w:w="120" w:type="dxa"/>
+            </w:tcMar>
+          </w:tcPr>
+          <w:p>
+            <w:pPr>
+              <w:spacing w:after="40"/>
+            </w:pPr>
+            <w:r/>
+            <w:r>
+              <w:rPr>
+                <w:rFonts w:ascii="Malgun Gothic" w:hAnsi="Malgun Gothic" w:eastAsia="Malgun Gothic"/>
+                <w:b w:val="0"/>
+                <w:i w:val="0"/>
+                <w:sz w:val="18"/>
+              </w:rPr>
+              <w:t>LLM</w:t>
+            </w:r>
+          </w:p>
+        </w:tc>
+        <w:tc>
+          <w:tcPr>
+            <w:tcW w:type="dxa" w:w="4680"/>
+            <w:vAlign w:val="center"/>
+            <w:tcMar>
+              <w:top w:w="80" w:type="dxa"/>
+              <w:start w:w="120" w:type="dxa"/>
+              <w:bottom w:w="80" w:type="dxa"/>
+              <w:end w:w="120" w:type="dxa"/>
+            </w:tcMar>
+          </w:tcPr>
+          <w:p>
+            <w:pPr>
+              <w:spacing w:after="40"/>
+            </w:pPr>
+            <w:r/>
+            <w:r>
+              <w:rPr>
+                <w:rFonts w:ascii="Malgun Gothic" w:hAnsi="Malgun Gothic" w:eastAsia="Malgun Gothic"/>
+                <w:b w:val="0"/>
+                <w:i w:val="0"/>
+                <w:sz w:val="18"/>
+              </w:rPr>
+              <w:t>지시한 언어와 형식으로 답변하는가</w:t>
+            </w:r>
+          </w:p>
+        </w:tc>
+      </w:tr>
+    </w:tbl>
+    <w:p/>
+    <w:p>
+      <w:pPr>
+        <w:pStyle w:val="Heading1"/>
+      </w:pPr>
+      <w:r>
+        <w:rPr>
+          <w:rFonts w:ascii="Malgun Gothic" w:hAnsi="Malgun Gothic" w:eastAsia="Malgun Gothic"/>
+          <w:b/>
+          <w:i w:val="0"/>
+          <w:sz w:val="21"/>
+        </w:rPr>
+        <w:t>14. 엔진 변경 실험 방법</w:t>
+      </w:r>
+    </w:p>
+    <w:p>
+      <w:r>
+        <w:rPr>
+          <w:rFonts w:ascii="Malgun Gothic" w:hAnsi="Malgun Gothic" w:eastAsia="Malgun Gothic"/>
+          <w:b w:val="0"/>
+          <w:i w:val="0"/>
+          <w:sz w:val="21"/>
+        </w:rPr>
+        <w:t>모델이나 Provider를 바꿀 때는 운영 버전을 바로 덮어쓰지 않고 별도 작업 버전에서 비교합니다.</w:t>
+      </w:r>
+    </w:p>
+    <w:p>
+      <w:pPr>
+        <w:spacing w:after="80"/>
+        <w:ind w:left="360" w:hanging="288"/>
+      </w:pPr>
+      <w:r>
+        <w:rPr>
+          <w:rFonts w:ascii="Malgun Gothic" w:hAnsi="Malgun Gothic" w:eastAsia="Malgun Gothic"/>
+          <w:b w:val="0"/>
+          <w:i w:val="0"/>
+          <w:sz w:val="21"/>
+        </w:rPr>
+        <w:t>1. 기존 버전을 복사해 실험 버전을 만듭니다.</w:t>
+      </w:r>
+    </w:p>
+    <w:p>
+      <w:pPr>
+        <w:spacing w:after="80"/>
+        <w:ind w:left="360" w:hanging="288"/>
+      </w:pPr>
+      <w:r>
+        <w:rPr>
+          <w:rFonts w:ascii="Malgun Gothic" w:hAnsi="Malgun Gothic" w:eastAsia="Malgun Gothic"/>
+          <w:b w:val="0"/>
+          <w:i w:val="0"/>
+          <w:sz w:val="21"/>
+        </w:rPr>
+        <w:t>2. 데이터와 임계값을 고정한 채 모델만 바꿉니다.</w:t>
+      </w:r>
+    </w:p>
+    <w:p>
+      <w:pPr>
+        <w:spacing w:after="80"/>
+        <w:ind w:left="360" w:hanging="288"/>
+      </w:pPr>
+      <w:r>
+        <w:rPr>
+          <w:rFonts w:ascii="Malgun Gothic" w:hAnsi="Malgun Gothic" w:eastAsia="Malgun Gothic"/>
+          <w:b w:val="0"/>
+          <w:i w:val="0"/>
+          <w:sz w:val="21"/>
+        </w:rPr>
+        <w:t>3. 같은 테스트 세트로 정확도·미분류·지연을 비교합니다.</w:t>
+      </w:r>
+    </w:p>
+    <w:p>
+      <w:pPr>
+        <w:spacing w:after="80"/>
+        <w:ind w:left="360" w:hanging="288"/>
+      </w:pPr>
+      <w:r>
+        <w:rPr>
+          <w:rFonts w:ascii="Malgun Gothic" w:hAnsi="Malgun Gothic" w:eastAsia="Malgun Gothic"/>
+          <w:b w:val="0"/>
+          <w:i w:val="0"/>
+          <w:sz w:val="21"/>
+        </w:rPr>
+        <w:t>4. 다음 실험에서는 모델을 고정하고 데이터 또는 지시문만 바꿉니다.</w:t>
+      </w:r>
+    </w:p>
+    <w:p>
+      <w:pPr>
+        <w:spacing w:after="80"/>
+        <w:ind w:left="360" w:hanging="288"/>
+      </w:pPr>
+      <w:r>
+        <w:rPr>
+          <w:rFonts w:ascii="Malgun Gothic" w:hAnsi="Malgun Gothic" w:eastAsia="Malgun Gothic"/>
+          <w:b w:val="0"/>
+          <w:i w:val="0"/>
+          <w:sz w:val="21"/>
+        </w:rPr>
+        <w:t>5. 결과와 비용·지연·운영 제약을 함께 기록합니다.</w:t>
+      </w:r>
+    </w:p>
+    <w:p>
+      <w:pPr>
+        <w:spacing w:after="80"/>
+        <w:ind w:left="360" w:hanging="288"/>
+      </w:pPr>
+      <w:r>
+        <w:rPr>
+          <w:rFonts w:ascii="Malgun Gothic" w:hAnsi="Malgun Gothic" w:eastAsia="Malgun Gothic"/>
+          <w:b w:val="0"/>
+          <w:i w:val="0"/>
+          <w:sz w:val="21"/>
+        </w:rPr>
+        <w:t>6. 합격 기준을 충족한 버전만 운영 후보로 지정합니다.</w:t>
+      </w:r>
+    </w:p>
+    <w:p>
+      <w:pPr>
+        <w:pStyle w:val="Heading2"/>
+      </w:pPr>
+      <w:r>
+        <w:rPr>
+          <w:rFonts w:ascii="Malgun Gothic" w:hAnsi="Malgun Gothic" w:eastAsia="Malgun Gothic"/>
+          <w:b/>
+          <w:i w:val="0"/>
+          <w:sz w:val="21"/>
+        </w:rPr>
+        <w:t>14.1 엔진별 추가 기록</w:t>
+      </w:r>
+    </w:p>
+    <w:p>
+      <w:pPr>
+        <w:pStyle w:val="ListBullet"/>
+        <w:spacing w:after="80"/>
+      </w:pPr>
+      <w:r>
+        <w:rPr>
+          <w:rFonts w:ascii="Malgun Gothic" w:hAnsi="Malgun Gothic" w:eastAsia="Malgun Gothic"/>
+          <w:b w:val="0"/>
+          <w:i w:val="0"/>
+          <w:sz w:val="21"/>
+        </w:rPr>
+        <w:t>ML: 학습 시간, 의도별 문장 수, 정확도, 오분류 쌍</w:t>
+      </w:r>
+    </w:p>
+    <w:p>
+      <w:pPr>
+        <w:pStyle w:val="ListBullet"/>
+        <w:spacing w:after="80"/>
+      </w:pPr>
+      <w:r>
+        <w:rPr>
+          <w:rFonts w:ascii="Malgun Gothic" w:hAnsi="Malgun Gothic" w:eastAsia="Malgun Gothic"/>
+          <w:b w:val="0"/>
+          <w:i w:val="0"/>
+          <w:sz w:val="21"/>
+        </w:rPr>
+        <w:t>Semantic: 임베딩 모델, Dimension, Index, 데이터 건수, 검색 시간, Top-k와 유사도</w:t>
+      </w:r>
+    </w:p>
+    <w:p>
+      <w:pPr>
+        <w:pStyle w:val="ListBullet"/>
+        <w:spacing w:after="80"/>
+      </w:pPr>
+      <w:r>
+        <w:rPr>
+          <w:rFonts w:ascii="Malgun Gothic" w:hAnsi="Malgun Gothic" w:eastAsia="Malgun Gothic"/>
+          <w:b w:val="0"/>
+          <w:i w:val="0"/>
+          <w:sz w:val="21"/>
+        </w:rPr>
+        <w:t>LLM: Provider, 모델, 지시문 버전, RAG 사용 여부, 응답 시간, 실패율과 비용 기준</w:t>
+      </w:r>
+    </w:p>
+    <w:p>
+      <w:pPr>
+        <w:pStyle w:val="Heading1"/>
+      </w:pPr>
+      <w:r>
+        <w:rPr>
+          <w:rFonts w:ascii="Malgun Gothic" w:hAnsi="Malgun Gothic" w:eastAsia="Malgun Gothic"/>
+          <w:b/>
+          <w:i w:val="0"/>
+          <w:sz w:val="21"/>
+        </w:rPr>
+        <w:t>15. 품질 개선 예제</w:t>
+      </w:r>
+    </w:p>
+    <w:p>
+      <w:r>
+        <w:rPr>
+          <w:rFonts w:ascii="Malgun Gothic" w:hAnsi="Malgun Gothic" w:eastAsia="Malgun Gothic"/>
+          <w:b/>
+          <w:i w:val="0"/>
+          <w:sz w:val="21"/>
+        </w:rPr>
+        <w:t>배송 일정 문의</w:t>
+      </w:r>
+      <w:r>
+        <w:rPr>
+          <w:rFonts w:ascii="Malgun Gothic" w:hAnsi="Malgun Gothic" w:eastAsia="Malgun Gothic"/>
+          <w:b w:val="0"/>
+          <w:i w:val="0"/>
+          <w:sz w:val="21"/>
+        </w:rPr>
+        <w:t xml:space="preserve">와 </w:t>
+      </w:r>
+      <w:r>
+        <w:rPr>
+          <w:rFonts w:ascii="Malgun Gothic" w:hAnsi="Malgun Gothic" w:eastAsia="Malgun Gothic"/>
+          <w:b/>
+          <w:i w:val="0"/>
+          <w:sz w:val="21"/>
+        </w:rPr>
+        <w:t>배송 상태 조회</w:t>
+      </w:r>
+      <w:r>
+        <w:rPr>
+          <w:rFonts w:ascii="Malgun Gothic" w:hAnsi="Malgun Gothic" w:eastAsia="Malgun Gothic"/>
+          <w:b w:val="0"/>
+          <w:i w:val="0"/>
+          <w:sz w:val="21"/>
+        </w:rPr>
+        <w:t>가 자주 충돌하는 경우를 예로 듭니다.</w:t>
+      </w:r>
+    </w:p>
+    <w:p>
+      <w:pPr>
+        <w:spacing w:after="80"/>
+        <w:ind w:left="360" w:hanging="288"/>
+      </w:pPr>
+      <w:r>
+        <w:rPr>
+          <w:rFonts w:ascii="Malgun Gothic" w:hAnsi="Malgun Gothic" w:eastAsia="Malgun Gothic"/>
+          <w:b w:val="0"/>
+          <w:i w:val="0"/>
+          <w:sz w:val="21"/>
+        </w:rPr>
+        <w:t>1. 두 의도의 업무 목적을 각각 “예정일 안내”와 “현재 위치·상태 확인”으로 정의합니다.</w:t>
+      </w:r>
+    </w:p>
+    <w:p>
+      <w:pPr>
+        <w:spacing w:after="80"/>
+        <w:ind w:left="360" w:hanging="288"/>
+      </w:pPr>
+      <w:r>
+        <w:rPr>
+          <w:rFonts w:ascii="Malgun Gothic" w:hAnsi="Malgun Gothic" w:eastAsia="Malgun Gothic"/>
+          <w:b w:val="0"/>
+          <w:i w:val="0"/>
+          <w:sz w:val="21"/>
+        </w:rPr>
+        <w:t xml:space="preserve">2. </w:t>
+      </w:r>
+      <w:r>
+        <w:rPr>
+          <w:rFonts w:ascii="Malgun Gothic" w:hAnsi="Malgun Gothic" w:eastAsia="Malgun Gothic"/>
+          <w:b/>
+          <w:i w:val="0"/>
+          <w:sz w:val="21"/>
+        </w:rPr>
+        <w:t>언제</w:t>
+      </w:r>
+      <w:r>
+        <w:rPr>
+          <w:rFonts w:ascii="Malgun Gothic" w:hAnsi="Malgun Gothic" w:eastAsia="Malgun Gothic"/>
+          <w:b w:val="0"/>
+          <w:i w:val="0"/>
+          <w:sz w:val="21"/>
+        </w:rPr>
+        <w:t xml:space="preserve">, </w:t>
+      </w:r>
+      <w:r>
+        <w:rPr>
+          <w:rFonts w:ascii="Malgun Gothic" w:hAnsi="Malgun Gothic" w:eastAsia="Malgun Gothic"/>
+          <w:b/>
+          <w:i w:val="0"/>
+          <w:sz w:val="21"/>
+        </w:rPr>
+        <w:t>도착 예정</w:t>
+      </w:r>
+      <w:r>
+        <w:rPr>
+          <w:rFonts w:ascii="Malgun Gothic" w:hAnsi="Malgun Gothic" w:eastAsia="Malgun Gothic"/>
+          <w:b w:val="0"/>
+          <w:i w:val="0"/>
+          <w:sz w:val="21"/>
+        </w:rPr>
+        <w:t xml:space="preserve">, </w:t>
+      </w:r>
+      <w:r>
+        <w:rPr>
+          <w:rFonts w:ascii="Malgun Gothic" w:hAnsi="Malgun Gothic" w:eastAsia="Malgun Gothic"/>
+          <w:b/>
+          <w:i w:val="0"/>
+          <w:sz w:val="21"/>
+        </w:rPr>
+        <w:t>몇 일</w:t>
+      </w:r>
+      <w:r>
+        <w:rPr>
+          <w:rFonts w:ascii="Malgun Gothic" w:hAnsi="Malgun Gothic" w:eastAsia="Malgun Gothic"/>
+          <w:b w:val="0"/>
+          <w:i w:val="0"/>
+          <w:sz w:val="21"/>
+        </w:rPr>
+        <w:t>은 일정 문의 후보로 분류합니다.</w:t>
+      </w:r>
+    </w:p>
+    <w:p>
+      <w:pPr>
+        <w:spacing w:after="80"/>
+        <w:ind w:left="360" w:hanging="288"/>
+      </w:pPr>
+      <w:r>
+        <w:rPr>
+          <w:rFonts w:ascii="Malgun Gothic" w:hAnsi="Malgun Gothic" w:eastAsia="Malgun Gothic"/>
+          <w:b w:val="0"/>
+          <w:i w:val="0"/>
+          <w:sz w:val="21"/>
+        </w:rPr>
+        <w:t xml:space="preserve">3. </w:t>
+      </w:r>
+      <w:r>
+        <w:rPr>
+          <w:rFonts w:ascii="Malgun Gothic" w:hAnsi="Malgun Gothic" w:eastAsia="Malgun Gothic"/>
+          <w:b/>
+          <w:i w:val="0"/>
+          <w:sz w:val="21"/>
+        </w:rPr>
+        <w:t>어디</w:t>
+      </w:r>
+      <w:r>
+        <w:rPr>
+          <w:rFonts w:ascii="Malgun Gothic" w:hAnsi="Malgun Gothic" w:eastAsia="Malgun Gothic"/>
+          <w:b w:val="0"/>
+          <w:i w:val="0"/>
+          <w:sz w:val="21"/>
+        </w:rPr>
+        <w:t xml:space="preserve">, </w:t>
+      </w:r>
+      <w:r>
+        <w:rPr>
+          <w:rFonts w:ascii="Malgun Gothic" w:hAnsi="Malgun Gothic" w:eastAsia="Malgun Gothic"/>
+          <w:b/>
+          <w:i w:val="0"/>
+          <w:sz w:val="21"/>
+        </w:rPr>
+        <w:t>출고</w:t>
+      </w:r>
+      <w:r>
+        <w:rPr>
+          <w:rFonts w:ascii="Malgun Gothic" w:hAnsi="Malgun Gothic" w:eastAsia="Malgun Gothic"/>
+          <w:b w:val="0"/>
+          <w:i w:val="0"/>
+          <w:sz w:val="21"/>
+        </w:rPr>
+        <w:t xml:space="preserve">, </w:t>
+      </w:r>
+      <w:r>
+        <w:rPr>
+          <w:rFonts w:ascii="Malgun Gothic" w:hAnsi="Malgun Gothic" w:eastAsia="Malgun Gothic"/>
+          <w:b/>
+          <w:i w:val="0"/>
+          <w:sz w:val="21"/>
+        </w:rPr>
+        <w:t>배송 중</w:t>
+      </w:r>
+      <w:r>
+        <w:rPr>
+          <w:rFonts w:ascii="Malgun Gothic" w:hAnsi="Malgun Gothic" w:eastAsia="Malgun Gothic"/>
+          <w:b w:val="0"/>
+          <w:i w:val="0"/>
+          <w:sz w:val="21"/>
+        </w:rPr>
+        <w:t xml:space="preserve">, </w:t>
+      </w:r>
+      <w:r>
+        <w:rPr>
+          <w:rFonts w:ascii="Malgun Gothic" w:hAnsi="Malgun Gothic" w:eastAsia="Malgun Gothic"/>
+          <w:b/>
+          <w:i w:val="0"/>
+          <w:sz w:val="21"/>
+        </w:rPr>
+        <w:t>도착</w:t>
+      </w:r>
+      <w:r>
+        <w:rPr>
+          <w:rFonts w:ascii="Malgun Gothic" w:hAnsi="Malgun Gothic" w:eastAsia="Malgun Gothic"/>
+          <w:b w:val="0"/>
+          <w:i w:val="0"/>
+          <w:sz w:val="21"/>
+        </w:rPr>
+        <w:t>은 상태 조회 후보로 분류합니다.</w:t>
+      </w:r>
+    </w:p>
+    <w:p>
+      <w:pPr>
+        <w:spacing w:after="80"/>
+        <w:ind w:left="360" w:hanging="288"/>
+      </w:pPr>
+      <w:r>
+        <w:rPr>
+          <w:rFonts w:ascii="Malgun Gothic" w:hAnsi="Malgun Gothic" w:eastAsia="Malgun Gothic"/>
+          <w:b w:val="0"/>
+          <w:i w:val="0"/>
+          <w:sz w:val="21"/>
+        </w:rPr>
+        <w:t xml:space="preserve">4. </w:t>
+      </w:r>
+      <w:r>
+        <w:rPr>
+          <w:rFonts w:ascii="Malgun Gothic" w:hAnsi="Malgun Gothic" w:eastAsia="Malgun Gothic"/>
+          <w:b/>
+          <w:i w:val="0"/>
+          <w:sz w:val="21"/>
+        </w:rPr>
+        <w:t>배송 알려줘</w:t>
+      </w:r>
+      <w:r>
+        <w:rPr>
+          <w:rFonts w:ascii="Malgun Gothic" w:hAnsi="Malgun Gothic" w:eastAsia="Malgun Gothic"/>
+          <w:b w:val="0"/>
+          <w:i w:val="0"/>
+          <w:sz w:val="21"/>
+        </w:rPr>
+        <w:t>처럼 구분 정보가 없는 문장은 경계 발화로 따로 둡니다.</w:t>
+      </w:r>
+    </w:p>
+    <w:p>
+      <w:pPr>
+        <w:spacing w:after="80"/>
+        <w:ind w:left="360" w:hanging="288"/>
+      </w:pPr>
+      <w:r>
+        <w:rPr>
+          <w:rFonts w:ascii="Malgun Gothic" w:hAnsi="Malgun Gothic" w:eastAsia="Malgun Gothic"/>
+          <w:b w:val="0"/>
+          <w:i w:val="0"/>
+          <w:sz w:val="21"/>
+        </w:rPr>
+        <w:t>5. 주문번호 개체 추출 여부가 두 의도 판정에 영향을 주는지 확인합니다.</w:t>
+      </w:r>
+    </w:p>
+    <w:p>
+      <w:pPr>
+        <w:spacing w:after="80"/>
+        <w:ind w:left="360" w:hanging="288"/>
+      </w:pPr>
+      <w:r>
+        <w:rPr>
+          <w:rFonts w:ascii="Malgun Gothic" w:hAnsi="Malgun Gothic" w:eastAsia="Malgun Gothic"/>
+          <w:b w:val="0"/>
+          <w:i w:val="0"/>
+          <w:sz w:val="21"/>
+        </w:rPr>
+        <w:t>6. 동일 문장이 양쪽 의도에 중복되어 있으면 제거하거나 실제 목적에 맞게 수정합니다.</w:t>
+      </w:r>
+    </w:p>
+    <w:p>
+      <w:pPr>
+        <w:spacing w:after="80"/>
+        <w:ind w:left="360" w:hanging="288"/>
+      </w:pPr>
+      <w:r>
+        <w:rPr>
+          <w:rFonts w:ascii="Malgun Gothic" w:hAnsi="Malgun Gothic" w:eastAsia="Malgun Gothic"/>
+          <w:b w:val="0"/>
+          <w:i w:val="0"/>
+          <w:sz w:val="21"/>
+        </w:rPr>
+        <w:t>7. 학습 후 대표·변형·경계·예외·회귀 세트를 모두 다시 실행합니다.</w:t>
+      </w:r>
+    </w:p>
+    <w:p>
+      <w:pPr>
+        <w:spacing w:after="80"/>
+        <w:ind w:left="360" w:hanging="288"/>
+      </w:pPr>
+      <w:r>
+        <w:rPr>
+          <w:rFonts w:ascii="Malgun Gothic" w:hAnsi="Malgun Gothic" w:eastAsia="Malgun Gothic"/>
+          <w:b w:val="0"/>
+          <w:i w:val="0"/>
+          <w:sz w:val="21"/>
+        </w:rPr>
+        <w:t>8. 오분류가 줄어도 기존 성공 문장의 Score가 크게 낮아지지 않았는지 확인합니다.</w:t>
+      </w:r>
+    </w:p>
+    <w:p>
+      <w:pPr>
+        <w:pStyle w:val="Heading1"/>
+      </w:pPr>
+      <w:r>
+        <w:rPr>
+          <w:rFonts w:ascii="Malgun Gothic" w:hAnsi="Malgun Gothic" w:eastAsia="Malgun Gothic"/>
+          <w:b/>
+          <w:i w:val="0"/>
+          <w:sz w:val="21"/>
+        </w:rPr>
+        <w:t>16. 운영 반영 체크리스트</w:t>
+      </w:r>
+    </w:p>
+    <w:p>
+      <w:pPr>
+        <w:pStyle w:val="ListBullet"/>
+        <w:spacing w:after="80"/>
+      </w:pPr>
+      <w:r>
+        <w:rPr>
+          <w:rFonts w:ascii="Malgun Gothic" w:hAnsi="Malgun Gothic" w:eastAsia="Malgun Gothic"/>
+          <w:b w:val="0"/>
+          <w:i w:val="0"/>
+          <w:sz w:val="21"/>
+        </w:rPr>
+        <w:t>[ ] 봇 UUID·버전·언어가 기록되어 있다.</w:t>
+      </w:r>
+    </w:p>
+    <w:p>
+      <w:pPr>
+        <w:pStyle w:val="ListBullet"/>
+        <w:spacing w:after="80"/>
+      </w:pPr>
+      <w:r>
+        <w:rPr>
+          <w:rFonts w:ascii="Malgun Gothic" w:hAnsi="Malgun Gothic" w:eastAsia="Malgun Gothic"/>
+          <w:b w:val="0"/>
+          <w:i w:val="0"/>
+          <w:sz w:val="21"/>
+        </w:rPr>
+        <w:t>[ ] 변경 전 기준선과 변경 후 결과가 같은 테스트 세트로 비교되었다.</w:t>
+      </w:r>
+    </w:p>
+    <w:p>
+      <w:pPr>
+        <w:pStyle w:val="ListBullet"/>
+        <w:spacing w:after="80"/>
+      </w:pPr>
+      <w:r>
+        <w:rPr>
+          <w:rFonts w:ascii="Malgun Gothic" w:hAnsi="Malgun Gothic" w:eastAsia="Malgun Gothic"/>
+          <w:b w:val="0"/>
+          <w:i w:val="0"/>
+          <w:sz w:val="21"/>
+        </w:rPr>
+        <w:t>[ ] 학습 또는 인덱싱 성공을 이력과 실제 결과로 확인했다.</w:t>
+      </w:r>
+    </w:p>
+    <w:p>
+      <w:pPr>
+        <w:pStyle w:val="ListBullet"/>
+        <w:spacing w:after="80"/>
+      </w:pPr>
+      <w:r>
+        <w:rPr>
+          <w:rFonts w:ascii="Malgun Gothic" w:hAnsi="Malgun Gothic" w:eastAsia="Malgun Gothic"/>
+          <w:b w:val="0"/>
+          <w:i w:val="0"/>
+          <w:sz w:val="21"/>
+        </w:rPr>
+        <w:t>[ ] 오분류·낮은 Score·유사 의도 충돌을 검토했다.</w:t>
+      </w:r>
+    </w:p>
+    <w:p>
+      <w:pPr>
+        <w:pStyle w:val="ListBullet"/>
+        <w:spacing w:after="80"/>
+      </w:pPr>
+      <w:r>
+        <w:rPr>
+          <w:rFonts w:ascii="Malgun Gothic" w:hAnsi="Malgun Gothic" w:eastAsia="Malgun Gothic"/>
+          <w:b w:val="0"/>
+          <w:i w:val="0"/>
+          <w:sz w:val="21"/>
+        </w:rPr>
+        <w:t>[ ] 대표·변형·경계·예외·회귀 발화가 모두 실행되었다.</w:t>
+      </w:r>
+    </w:p>
+    <w:p>
+      <w:pPr>
+        <w:pStyle w:val="ListBullet"/>
+        <w:spacing w:after="80"/>
+      </w:pPr>
+      <w:r>
+        <w:rPr>
+          <w:rFonts w:ascii="Malgun Gothic" w:hAnsi="Malgun Gothic" w:eastAsia="Malgun Gothic"/>
+          <w:b w:val="0"/>
+          <w:i w:val="0"/>
+          <w:sz w:val="21"/>
+        </w:rPr>
+        <w:t>[ ] 다국어 메시지와 개체 추출이 대상 언어별로 확인되었다.</w:t>
+      </w:r>
+    </w:p>
+    <w:p>
+      <w:pPr>
+        <w:pStyle w:val="ListBullet"/>
+        <w:spacing w:after="80"/>
+      </w:pPr>
+      <w:r>
+        <w:rPr>
+          <w:rFonts w:ascii="Malgun Gothic" w:hAnsi="Malgun Gothic" w:eastAsia="Malgun Gothic"/>
+          <w:b w:val="0"/>
+          <w:i w:val="0"/>
+          <w:sz w:val="21"/>
+        </w:rPr>
+        <w:t>[ ] 실제 채널과 대화·API·Queue 이력에서 결과를 확인했다.</w:t>
+      </w:r>
+    </w:p>
+    <w:p>
+      <w:pPr>
+        <w:pStyle w:val="ListBullet"/>
+        <w:spacing w:after="80"/>
+      </w:pPr>
+      <w:r>
+        <w:rPr>
+          <w:rFonts w:ascii="Malgun Gothic" w:hAnsi="Malgun Gothic" w:eastAsia="Malgun Gothic"/>
+          <w:b w:val="0"/>
+          <w:i w:val="0"/>
+          <w:sz w:val="21"/>
+        </w:rPr>
+        <w:t>[ ] 실패 시 되돌릴 이전 운영 버전이 확인되었다.</w:t>
+      </w:r>
+    </w:p>
+    <w:p>
+      <w:pPr>
+        <w:pStyle w:val="Heading1"/>
+      </w:pPr>
+      <w:r>
+        <w:rPr>
+          <w:rFonts w:ascii="Malgun Gothic" w:hAnsi="Malgun Gothic" w:eastAsia="Malgun Gothic"/>
+          <w:b/>
+          <w:i w:val="0"/>
+          <w:sz w:val="21"/>
+        </w:rPr>
         <w:t>관련 문서</w:t>
       </w:r>
     </w:p>
@@ -3354,9 +6058,11 @@
       <w:r>
         <w:rPr>
           <w:rFonts w:ascii="Malgun Gothic" w:hAnsi="Malgun Gothic" w:eastAsia="Malgun Gothic"/>
+          <w:b w:val="0"/>
+          <w:i w:val="0"/>
           <w:sz w:val="21"/>
         </w:rPr>
-        <w:t>[CGA 메뉴얼 전체 보기](../README.md)</w:t>
+        <w:t>CGA 메뉴얼 전체 보기</w:t>
       </w:r>
     </w:p>
     <w:p>
@@ -3367,9 +6073,11 @@
       <w:r>
         <w:rPr>
           <w:rFonts w:ascii="Malgun Gothic" w:hAnsi="Malgun Gothic" w:eastAsia="Malgun Gothic"/>
+          <w:b w:val="0"/>
+          <w:i w:val="0"/>
           <w:sz w:val="21"/>
         </w:rPr>
-        <w:t>[CGA Getting Started](../cga-getting-started/README.md)</w:t>
+        <w:t>CGA Getting Started</w:t>
       </w:r>
     </w:p>
     <w:p>
@@ -3380,9 +6088,11 @@
       <w:r>
         <w:rPr>
           <w:rFonts w:ascii="Malgun Gothic" w:hAnsi="Malgun Gothic" w:eastAsia="Malgun Gothic"/>
+          <w:b w:val="0"/>
+          <w:i w:val="0"/>
           <w:sz w:val="21"/>
         </w:rPr>
-        <w:t>[CGA 사용자 설명서](../cga-user-manual/README.md)</w:t>
+        <w:t>CGA 사용자 설명서</w:t>
       </w:r>
     </w:p>
     <w:p>
@@ -3393,9 +6103,11 @@
       <w:r>
         <w:rPr>
           <w:rFonts w:ascii="Malgun Gothic" w:hAnsi="Malgun Gothic" w:eastAsia="Malgun Gothic"/>
+          <w:b w:val="0"/>
+          <w:i w:val="0"/>
           <w:sz w:val="21"/>
         </w:rPr>
-        <w:t>[엔진 비교표](engine-comparison.md)</w:t>
+        <w:t>엔진 비교표</w:t>
       </w:r>
     </w:p>
     <w:sectPr>
